--- a/docs/Portfolio_Risk_Budgeting_Plan.docx
+++ b/docs/Portfolio_Risk_Budgeting_Plan.docx
@@ -107,13 +107,13 @@
           <w:b/>
           <w:i/>
         </w:rPr>
-        <w:t>DRAFT for review.</w:t>
+        <w:t>In build.</w:t>
       </w:r>
       <w:r>
         <w:rPr>
           <w:i/>
         </w:rPr>
-        <w:t xml:space="preserve"> No code written yet. This document is the single source of truth that every build agent reads before starting.</w:t>
+        <w:t xml:space="preserve"> Wave 0 (foundation), Wave 0.5 (core extension), and Wave 1 (data, simulation, risk/return models incl. Black-Litterman, optimizers, diversification/factor-RB/HRP) are implemented, integrated, and green (428 passed, 6 optional cross-checks skipped offline; ruff + mypy clean). Wave 2 (backtester, analytics, dynamic allocation) and Wave 3 (API/dashboard, integration) are next. This document is the single source of truth that every build agent reads first.</w:t>
       </w:r>
     </w:p>
     <w:p>
@@ -2360,8 +2360,20 @@
         <w:t>Error taxonomy</w:t>
       </w:r>
       <w:r>
-        <w:t xml:space="preserve"> (subclasses of </w:t>
-      </w:r>
+        <w:t xml:space="preserve"> — the actual classes in </w:t>
+      </w:r>
+      <w:r>
+        <w:rPr>
+          <w:rFonts w:ascii="Consolas" w:hAnsi="Consolas"/>
+          <w:sz w:val="19"/>
+        </w:rPr>
+        <w:t>core/errors.py</w:t>
+      </w:r>
+      <w:r>
+        <w:t xml:space="preserve"> (all subclass</w:t>
+      </w:r>
+    </w:p>
+    <w:p>
       <w:r>
         <w:rPr>
           <w:rFonts w:ascii="Consolas" w:hAnsi="Consolas"/>
@@ -2370,20 +2382,18 @@
         <w:t>RiskBudgetError</w:t>
       </w:r>
       <w:r>
-        <w:t xml:space="preserve"> in </w:t>
-      </w:r>
-      <w:r>
-        <w:rPr>
-          <w:rFonts w:ascii="Consolas" w:hAnsi="Consolas"/>
-          <w:sz w:val="19"/>
-        </w:rPr>
-        <w:t>core/errors.py</w:t>
-      </w:r>
-      <w:r>
-        <w:t>):</w:t>
-      </w:r>
-    </w:p>
-    <w:p>
+        <w:t xml:space="preserve">): </w:t>
+      </w:r>
+      <w:r>
+        <w:rPr>
+          <w:rFonts w:ascii="Consolas" w:hAnsi="Consolas"/>
+          <w:sz w:val="19"/>
+        </w:rPr>
+        <w:t>ValidationError</w:t>
+      </w:r>
+      <w:r>
+        <w:t xml:space="preserve"> (bad arguments/shapes), </w:t>
+      </w:r>
       <w:r>
         <w:rPr>
           <w:rFonts w:ascii="Consolas" w:hAnsi="Consolas"/>
@@ -2391,18 +2401,20 @@
         </w:rPr>
         <w:t>DataError</w:t>
       </w:r>
-      <w:r>
-        <w:t xml:space="preserve"> (bad/missing input data), </w:t>
-      </w:r>
-      <w:r>
-        <w:rPr>
-          <w:rFonts w:ascii="Consolas" w:hAnsi="Consolas"/>
-          <w:sz w:val="19"/>
-        </w:rPr>
-        <w:t>EstimationError</w:t>
-      </w:r>
-      <w:r>
-        <w:t xml:space="preserve"> (risk/return model failure),</w:t>
+    </w:p>
+    <w:p>
+      <w:r>
+        <w:t xml:space="preserve">(bad/missing input data), </w:t>
+      </w:r>
+      <w:r>
+        <w:rPr>
+          <w:rFonts w:ascii="Consolas" w:hAnsi="Consolas"/>
+          <w:sz w:val="19"/>
+        </w:rPr>
+        <w:t>RiskModelError</w:t>
+      </w:r>
+      <w:r>
+        <w:t xml:space="preserve"> (risk/return-model / estimation failure),</w:t>
       </w:r>
     </w:p>
     <w:p>
@@ -2414,19 +2426,34 @@
         <w:t>OptimizationError</w:t>
       </w:r>
       <w:r>
-        <w:t xml:space="preserve"> (infeasible / non-convergent / unsupported constraint),</w:t>
-      </w:r>
-    </w:p>
-    <w:p>
-      <w:r>
-        <w:rPr>
-          <w:rFonts w:ascii="Consolas" w:hAnsi="Consolas"/>
-          <w:sz w:val="19"/>
-        </w:rPr>
-        <w:t>ConfigError</w:t>
-      </w:r>
-      <w:r>
-        <w:t xml:space="preserve"> (invalid </w:t>
+        <w:t xml:space="preserve"> (infeasible / non-convergent / unsupported constraint, incl. a</w:t>
+      </w:r>
+    </w:p>
+    <w:p>
+      <w:r>
+        <w:t xml:space="preserve">shorting request on the risk-budget path), </w:t>
+      </w:r>
+      <w:r>
+        <w:rPr>
+          <w:rFonts w:ascii="Consolas" w:hAnsi="Consolas"/>
+          <w:sz w:val="19"/>
+        </w:rPr>
+        <w:t>BacktestError</w:t>
+      </w:r>
+      <w:r>
+        <w:t xml:space="preserve">, and </w:t>
+      </w:r>
+      <w:r>
+        <w:rPr>
+          <w:rFonts w:ascii="Consolas" w:hAnsi="Consolas"/>
+          <w:sz w:val="19"/>
+        </w:rPr>
+        <w:t>ConfigurationError</w:t>
+      </w:r>
+    </w:p>
+    <w:p>
+      <w:r>
+        <w:t xml:space="preserve">(invalid </w:t>
       </w:r>
       <w:r>
         <w:rPr>
@@ -2436,12 +2463,12 @@
         <w:t>StrategySpec</w:t>
       </w:r>
       <w:r>
-        <w:t xml:space="preserve"> / unknown method name). Each layer raises its</w:t>
-      </w:r>
-    </w:p>
-    <w:p>
-      <w:r>
-        <w:t>own; never let raw numpy/cvxpy exceptions escape the public API.</w:t>
+        <w:t xml:space="preserve"> / unknown method name). Each layer raises its own; never let</w:t>
+      </w:r>
+    </w:p>
+    <w:p>
+      <w:r>
+        <w:t>a raw numpy/cvxpy exception escape the public API.</w:t>
       </w:r>
     </w:p>
     <w:p>
@@ -3167,7 +3194,7 @@
           <w:rFonts w:ascii="Consolas" w:hAnsi="Consolas"/>
           <w:sz w:val="19"/>
         </w:rPr>
-        <w:t>ConfigError</w:t>
+        <w:t>ConfigurationError</w:t>
       </w:r>
       <w:r>
         <w:t xml:space="preserve"> listing valid options.</w:t>
@@ -4321,15 +4348,15 @@
         <w:rPr>
           <w:b/>
         </w:rPr>
-        <w:t>property-based</w:t>
-      </w:r>
-      <w:r>
-        <w:t xml:space="preserve"> test of your invariants (e.g.</w:t>
-      </w:r>
-    </w:p>
-    <w:p>
-      <w:r>
-        <w:t xml:space="preserve">weights ≥ 0 and sum to 1, risk contributions sum to vol, </w:t>
+        <w:t>invariant</w:t>
+      </w:r>
+      <w:r>
+        <w:t xml:space="preserve"> test (e.g. weights ≥ 0 and sum to 1,</w:t>
+      </w:r>
+    </w:p>
+    <w:p>
+      <w:r>
+        <w:t xml:space="preserve">risk contributions sum to vol, </w:t>
       </w:r>
       <w:r>
         <w:rPr>
@@ -4339,7 +4366,2509 @@
         <w:t>1 ≤ ENB ≤ N</w:t>
       </w:r>
       <w:r>
-        <w:t>). Target</w:t>
+        <w:t xml:space="preserve">). </w:t>
+      </w:r>
+      <w:r>
+        <w:rPr>
+          <w:rFonts w:ascii="Consolas" w:hAnsi="Consolas"/>
+          <w:sz w:val="19"/>
+        </w:rPr>
+        <w:t>hypothesis</w:t>
+      </w:r>
+      <w:r>
+        <w:t xml:space="preserve"> is </w:t>
+      </w:r>
+      <w:r>
+        <w:rPr>
+          <w:b/>
+        </w:rPr>
+        <w:t>not</w:t>
+      </w:r>
+      <w:r>
+        <w:t xml:space="preserve"> installed, so</w:t>
+      </w:r>
+    </w:p>
+    <w:p>
+      <w:r>
+        <w:t xml:space="preserve">implement invariants as </w:t>
+      </w:r>
+      <w:r>
+        <w:rPr>
+          <w:b/>
+        </w:rPr>
+        <w:t>deterministic seeded sweeps</w:t>
+      </w:r>
+      <w:r>
+        <w:t xml:space="preserve"> over randomized inputs (a</w:t>
+      </w:r>
+    </w:p>
+    <w:p>
+      <w:r>
+        <w:rPr>
+          <w:rFonts w:ascii="Consolas" w:hAnsi="Consolas"/>
+          <w:sz w:val="19"/>
+        </w:rPr>
+        <w:t>numpy</w:t>
+      </w:r>
+      <w:r>
+        <w:t xml:space="preserve"> </w:t>
+      </w:r>
+      <w:r>
+        <w:rPr>
+          <w:rFonts w:ascii="Consolas" w:hAnsi="Consolas"/>
+          <w:sz w:val="19"/>
+        </w:rPr>
+        <w:t>default_rng(seed)</w:t>
+      </w:r>
+      <w:r>
+        <w:t xml:space="preserve"> loop), not </w:t>
+      </w:r>
+      <w:r>
+        <w:rPr>
+          <w:rFonts w:ascii="Consolas" w:hAnsi="Consolas"/>
+          <w:sz w:val="19"/>
+        </w:rPr>
+        <w:t>@given</w:t>
+      </w:r>
+      <w:r>
+        <w:t>. Target &gt;90% coverage. Where a</w:t>
+      </w:r>
+    </w:p>
+    <w:p>
+      <w:r>
+        <w:t>reference library exists (</w:t>
+      </w:r>
+      <w:r>
+        <w:rPr>
+          <w:rFonts w:ascii="Consolas" w:hAnsi="Consolas"/>
+          <w:sz w:val="19"/>
+        </w:rPr>
+        <w:t>riskparityportfolio</w:t>
+      </w:r>
+      <w:r>
+        <w:t xml:space="preserve">, </w:t>
+      </w:r>
+      <w:r>
+        <w:rPr>
+          <w:rFonts w:ascii="Consolas" w:hAnsi="Consolas"/>
+          <w:sz w:val="19"/>
+        </w:rPr>
+        <w:t>pyportfolioopt</w:t>
+      </w:r>
+      <w:r>
+        <w:t xml:space="preserve">, </w:t>
+      </w:r>
+      <w:r>
+        <w:rPr>
+          <w:rFonts w:ascii="Consolas" w:hAnsi="Consolas"/>
+          <w:sz w:val="19"/>
+        </w:rPr>
+        <w:t>pyrb</w:t>
+      </w:r>
+      <w:r>
+        <w:t>), add an</w:t>
+      </w:r>
+    </w:p>
+    <w:p>
+      <w:r>
+        <w:rPr>
+          <w:b/>
+        </w:rPr>
+        <w:t>optional, skippable</w:t>
+      </w:r>
+      <w:r>
+        <w:t xml:space="preserve"> cross-check (</w:t>
+      </w:r>
+      <w:r>
+        <w:rPr>
+          <w:rFonts w:ascii="Consolas" w:hAnsi="Consolas"/>
+          <w:sz w:val="19"/>
+        </w:rPr>
+        <w:t>pytest.importorskip</w:t>
+      </w:r>
+      <w:r>
+        <w:t>) — dev-only, never a runtime import.</w:t>
+      </w:r>
+    </w:p>
+    <w:p>
+      <w:pPr>
+        <w:pStyle w:val="ListBullet"/>
+      </w:pPr>
+      <w:r>
+        <w:t xml:space="preserve">Code must pass </w:t>
+      </w:r>
+      <w:r>
+        <w:rPr>
+          <w:rFonts w:ascii="Consolas" w:hAnsi="Consolas"/>
+          <w:sz w:val="19"/>
+        </w:rPr>
+        <w:t>ruff check</w:t>
+      </w:r>
+      <w:r>
+        <w:t xml:space="preserve">, </w:t>
+      </w:r>
+      <w:r>
+        <w:rPr>
+          <w:rFonts w:ascii="Consolas" w:hAnsi="Consolas"/>
+          <w:sz w:val="19"/>
+        </w:rPr>
+        <w:t>ruff format --check</w:t>
+      </w:r>
+      <w:r>
+        <w:t xml:space="preserve">, </w:t>
+      </w:r>
+      <w:r>
+        <w:rPr>
+          <w:rFonts w:ascii="Consolas" w:hAnsi="Consolas"/>
+          <w:sz w:val="19"/>
+        </w:rPr>
+        <w:t>mypy</w:t>
+      </w:r>
+      <w:r>
+        <w:t xml:space="preserve">, and </w:t>
+      </w:r>
+      <w:r>
+        <w:rPr>
+          <w:rFonts w:ascii="Consolas" w:hAnsi="Consolas"/>
+          <w:sz w:val="19"/>
+        </w:rPr>
+        <w:t>pytest</w:t>
+      </w:r>
+      <w:r>
+        <w:t>. **Run all</w:t>
+      </w:r>
+    </w:p>
+    <w:p>
+      <w:r>
+        <w:t xml:space="preserve">gates via </w:t>
+      </w:r>
+      <w:r>
+        <w:rPr>
+          <w:rFonts w:ascii="Consolas" w:hAnsi="Consolas"/>
+          <w:sz w:val="19"/>
+        </w:rPr>
+        <w:t>.venv/bin/...</w:t>
+      </w:r>
+      <w:r>
+        <w:t>** — the base interpreter lacks numpy/pandas and the deps.</w:t>
+      </w:r>
+    </w:p>
+    <w:p>
+      <w:pPr>
+        <w:pStyle w:val="ListBullet"/>
+      </w:pPr>
+      <w:r>
+        <w:t>The synthetic data source is the offline backbone — your tests must not need network.</w:t>
+      </w:r>
+    </w:p>
+    <w:p>
+      <w:pPr>
+        <w:pStyle w:val="Heading2"/>
+      </w:pPr>
+      <w:r>
+        <w:t>7. Acceptance criteria (definition of done, per area)</w:t>
+      </w:r>
+    </w:p>
+    <w:p>
+      <w:pPr>
+        <w:pStyle w:val="ListBullet"/>
+      </w:pPr>
+      <w:r>
+        <w:rPr>
+          <w:b/>
+        </w:rPr>
+        <w:t>Foundation:</w:t>
+      </w:r>
+      <w:r>
+        <w:t xml:space="preserve"> </w:t>
+      </w:r>
+      <w:r>
+        <w:rPr>
+          <w:rFonts w:ascii="Consolas" w:hAnsi="Consolas"/>
+          <w:sz w:val="19"/>
+        </w:rPr>
+        <w:t>pip install -e .</w:t>
+      </w:r>
+      <w:r>
+        <w:t xml:space="preserve"> works; </w:t>
+      </w:r>
+      <w:r>
+        <w:rPr>
+          <w:rFonts w:ascii="Consolas" w:hAnsi="Consolas"/>
+          <w:sz w:val="19"/>
+        </w:rPr>
+        <w:t>pytest</w:t>
+      </w:r>
+      <w:r>
+        <w:t xml:space="preserve"> runs (even if empty); CI green; all interfaces importable.</w:t>
+      </w:r>
+    </w:p>
+    <w:p>
+      <w:pPr>
+        <w:pStyle w:val="ListBullet"/>
+      </w:pPr>
+      <w:r>
+        <w:rPr>
+          <w:b/>
+        </w:rPr>
+        <w:t>Data:</w:t>
+      </w:r>
+      <w:r>
+        <w:t xml:space="preserve"> synthetic generator produces a covariance-consistent return matrix; CSV round-trips; adapters satisfy </w:t>
+      </w:r>
+      <w:r>
+        <w:rPr>
+          <w:rFonts w:ascii="Consolas" w:hAnsi="Consolas"/>
+          <w:sz w:val="19"/>
+        </w:rPr>
+        <w:t>DataSource</w:t>
+      </w:r>
+      <w:r>
+        <w:t>.</w:t>
+      </w:r>
+    </w:p>
+    <w:p>
+      <w:pPr>
+        <w:pStyle w:val="ListBullet"/>
+      </w:pPr>
+      <w:r>
+        <w:rPr>
+          <w:b/>
+        </w:rPr>
+        <w:t>Risk model:</w:t>
+      </w:r>
+      <w:r>
+        <w:t xml:space="preserve"> estimators return symmetric PSD matrices (the PSD fix repairs a deliberately indefinite input); shrinkage reduces condition number on ill-conditioned input; </w:t>
+      </w:r>
+      <w:r>
+        <w:rPr>
+          <w:b/>
+        </w:rPr>
+        <w:t>Black-Litterman with empty views returns the prior `Π`, a confident view moves the posterior toward `Q`, and the posterior is computed by solving a linear system (no explicit inverse)</w:t>
+      </w:r>
+      <w:r>
+        <w:t>; cross-checked vs. numpy reference.</w:t>
+      </w:r>
+    </w:p>
+    <w:p>
+      <w:pPr>
+        <w:pStyle w:val="ListBullet"/>
+      </w:pPr>
+      <w:r>
+        <w:rPr>
+          <w:b/>
+        </w:rPr>
+        <w:t>Budgeting/optimizer:</w:t>
+      </w:r>
+      <w:r>
+        <w:t xml:space="preserve"> for ERC on a known 2–3 asset case, solved TRCs are equal within tol; convex and scipy solvers agree; constraints respected.</w:t>
+      </w:r>
+    </w:p>
+    <w:p>
+      <w:pPr>
+        <w:pStyle w:val="ListBullet"/>
+      </w:pPr>
+      <w:r>
+        <w:rPr>
+          <w:b/>
+        </w:rPr>
+        <w:t>Optimizers (classical):</w:t>
+      </w:r>
+      <w:r>
+        <w:t xml:space="preserve"> GMV minimizes variance vs. random portfolios; MSR maximizes Sharpe on a toy 2-asset case with a known analytic tangency; efficient frontier is monotone and convex.</w:t>
+      </w:r>
+    </w:p>
+    <w:p>
+      <w:pPr>
+        <w:pStyle w:val="ListBullet"/>
+      </w:pPr>
+      <w:r>
+        <w:rPr>
+          <w:b/>
+        </w:rPr>
+        <w:t>Backtester:</w:t>
+      </w:r>
+      <w:r>
+        <w:t xml:space="preserve"> reproducible equity curve on synthetic data; turnover and costs applied; no look-ahead (estimation uses only past window); runs any </w:t>
+      </w:r>
+      <w:r>
+        <w:rPr>
+          <w:rFonts w:ascii="Consolas" w:hAnsi="Consolas"/>
+          <w:sz w:val="19"/>
+        </w:rPr>
+        <w:t>PortfolioConstructor</w:t>
+      </w:r>
+      <w:r>
+        <w:t xml:space="preserve"> (ERC, GMV, MSR, equal-weight) through one interface for head-to-head comparison.</w:t>
+      </w:r>
+    </w:p>
+    <w:p>
+      <w:pPr>
+        <w:pStyle w:val="ListBullet"/>
+      </w:pPr>
+      <w:r>
+        <w:rPr>
+          <w:b/>
+        </w:rPr>
+        <w:t>Analytics:</w:t>
+      </w:r>
+      <w:r>
+        <w:t xml:space="preserve"> metrics match hand-computed references on a toy series; risk attribution sums to total risk; VaR ordering sanity (Cornish-Fisher ≥ Gaussian when left-skewed/fat-tailed); </w:t>
+      </w:r>
+      <w:r>
+        <w:rPr>
+          <w:rFonts w:ascii="Consolas" w:hAnsi="Consolas"/>
+          <w:sz w:val="19"/>
+        </w:rPr>
+        <w:t>summary_stats</w:t>
+      </w:r>
+      <w:r>
+        <w:t xml:space="preserve"> reproduces the per-strategy table.</w:t>
+      </w:r>
+    </w:p>
+    <w:p>
+      <w:pPr>
+        <w:pStyle w:val="ListBullet"/>
+      </w:pPr>
+      <w:r>
+        <w:rPr>
+          <w:b/>
+        </w:rPr>
+        <w:t>Diversification:</w:t>
+      </w:r>
+      <w:r>
+        <w:t xml:space="preserve"> ENB of an equal-weight portfolio of </w:t>
+      </w:r>
+      <w:r>
+        <w:rPr>
+          <w:rFonts w:ascii="Consolas" w:hAnsi="Consolas"/>
+          <w:sz w:val="19"/>
+        </w:rPr>
+        <w:t>k</w:t>
+      </w:r>
+      <w:r>
+        <w:t xml:space="preserve"> independent factors ≈ </w:t>
+      </w:r>
+      <w:r>
+        <w:rPr>
+          <w:rFonts w:ascii="Consolas" w:hAnsi="Consolas"/>
+          <w:sz w:val="19"/>
+        </w:rPr>
+        <w:t>k</w:t>
+      </w:r>
+      <w:r>
+        <w:t>; ENB ≤ N always; minimum-torsion factors are uncorrelated (off-diagonal of their correlation ≈ 0); MDP maximizes the diversification ratio vs. random portfolios; max-ENB ≥ ENB of GMV/equal-weight on a correlated fixture.</w:t>
+      </w:r>
+    </w:p>
+    <w:p>
+      <w:pPr>
+        <w:pStyle w:val="ListBullet"/>
+      </w:pPr>
+      <w:r>
+        <w:rPr>
+          <w:b/>
+        </w:rPr>
+        <w:t>Ensemble/conditional:</w:t>
+      </w:r>
+      <w:r>
+        <w:t xml:space="preserve"> the blended weights equal the mean of constituent weights (and the TE overlay reduces ex-ante tracking error vs. the reference); conditional budgets reduce to ERC when the state signal is flat and shift as documented when it is not.</w:t>
+      </w:r>
+    </w:p>
+    <w:p>
+      <w:pPr>
+        <w:pStyle w:val="ListBullet"/>
+      </w:pPr>
+      <w:r>
+        <w:rPr>
+          <w:b/>
+        </w:rPr>
+        <w:t>Dynamic:</w:t>
+      </w:r>
+      <w:r>
+        <w:t xml:space="preserve"> CPPI never breaches its floor on monotone-down synthetic paths; cushion/multiplier math matches a hand-worked step; floor and drawdown allocators respect their constraints; the three-fund PSP/LHP/safe allocator keeps the funding ratio above its floor on synthetic paths.</w:t>
+      </w:r>
+    </w:p>
+    <w:p>
+      <w:pPr>
+        <w:pStyle w:val="ListBullet"/>
+      </w:pPr>
+      <w:r>
+        <w:rPr>
+          <w:b/>
+        </w:rPr>
+        <w:t>Simulation:</w:t>
+      </w:r>
+      <w:r>
+        <w:t xml:space="preserve"> GBM mean/vol of simulated log-returns match the parameterization within sampling error; </w:t>
+      </w:r>
+      <w:r>
+        <w:rPr>
+          <w:rFonts w:ascii="Consolas" w:hAnsi="Consolas"/>
+          <w:sz w:val="19"/>
+        </w:rPr>
+        <w:t>terminal_stats</w:t>
+      </w:r>
+      <w:r>
+        <w:t xml:space="preserve"> summarizes scenarios correctly.</w:t>
+      </w:r>
+    </w:p>
+    <w:p>
+      <w:pPr>
+        <w:pStyle w:val="ListBullet"/>
+      </w:pPr>
+      <w:r>
+        <w:rPr>
+          <w:b/>
+        </w:rPr>
+        <w:t>API/dashboard:</w:t>
+      </w:r>
+      <w:r>
+        <w:t xml:space="preserve"> </w:t>
+      </w:r>
+      <w:r>
+        <w:rPr>
+          <w:rFonts w:ascii="Consolas" w:hAnsi="Consolas"/>
+          <w:sz w:val="19"/>
+        </w:rPr>
+        <w:t>/construct</w:t>
+      </w:r>
+      <w:r>
+        <w:t xml:space="preserve"> and </w:t>
+      </w:r>
+      <w:r>
+        <w:rPr>
+          <w:rFonts w:ascii="Consolas" w:hAnsi="Consolas"/>
+          <w:sz w:val="19"/>
+        </w:rPr>
+        <w:t>/backtest</w:t>
+      </w:r>
+      <w:r>
+        <w:t xml:space="preserve"> endpoints return valid schemas; method selectable across the full set (ERC/risk-budget, GMV, MSR, Efficient-MSR, Black-Litterman, MDP, max-ENB, HRP, ensemble, equal-weight); dashboard renders weights, risk-contribution bars, ENB/diversification-ratio, equity curve, drawdown, and a summary-stats table comparing the chosen method against a benchmark.</w:t>
+      </w:r>
+    </w:p>
+    <w:p>
+      <w:pPr>
+        <w:pStyle w:val="ListBullet"/>
+      </w:pPr>
+      <w:r>
+        <w:rPr>
+          <w:b/>
+        </w:rPr>
+        <w:t>Integration/glue:</w:t>
+      </w:r>
+      <w:r>
+        <w:t xml:space="preserve"> a </w:t>
+      </w:r>
+      <w:r>
+        <w:rPr>
+          <w:rFonts w:ascii="Consolas" w:hAnsi="Consolas"/>
+          <w:sz w:val="19"/>
+        </w:rPr>
+        <w:t>StrategySpec</w:t>
+      </w:r>
+      <w:r>
+        <w:t xml:space="preserve"> round-trips through </w:t>
+      </w:r>
+      <w:r>
+        <w:rPr>
+          <w:rFonts w:ascii="Consolas" w:hAnsi="Consolas"/>
+          <w:sz w:val="19"/>
+        </w:rPr>
+        <w:t>construct()</w:t>
+      </w:r>
+      <w:r>
+        <w:t xml:space="preserve">, </w:t>
+      </w:r>
+      <w:r>
+        <w:rPr>
+          <w:rFonts w:ascii="Consolas" w:hAnsi="Consolas"/>
+          <w:sz w:val="19"/>
+        </w:rPr>
+        <w:t>backtest()</w:t>
+      </w:r>
+      <w:r>
+        <w:t xml:space="preserve">, and </w:t>
+      </w:r>
+      <w:r>
+        <w:rPr>
+          <w:rFonts w:ascii="Consolas" w:hAnsi="Consolas"/>
+          <w:sz w:val="19"/>
+        </w:rPr>
+        <w:t>compare()</w:t>
+      </w:r>
+      <w:r>
+        <w:t xml:space="preserve">; the registry resolves every method name and raises </w:t>
+      </w:r>
+      <w:r>
+        <w:rPr>
+          <w:rFonts w:ascii="Consolas" w:hAnsi="Consolas"/>
+          <w:sz w:val="19"/>
+        </w:rPr>
+        <w:t>ConfigurationError</w:t>
+      </w:r>
+      <w:r>
+        <w:t xml:space="preserve"> on an unknown one; the </w:t>
+      </w:r>
+      <w:r>
+        <w:rPr>
+          <w:rFonts w:ascii="Consolas" w:hAnsi="Consolas"/>
+          <w:sz w:val="19"/>
+        </w:rPr>
+        <w:t>examples/</w:t>
+      </w:r>
+      <w:r>
+        <w:t xml:space="preserve"> golden-path script runs end-to-end offline (synthetic data → construct → backtest → analytics → report) in CI; the curated </w:t>
+      </w:r>
+      <w:r>
+        <w:rPr>
+          <w:rFonts w:ascii="Consolas" w:hAnsi="Consolas"/>
+          <w:sz w:val="19"/>
+        </w:rPr>
+        <w:t>riskbudget</w:t>
+      </w:r>
+      <w:r>
+        <w:t xml:space="preserve"> public API imports without pulling optional/dev deps.</w:t>
+      </w:r>
+    </w:p>
+    <w:p>
+      <w:pPr>
+        <w:pStyle w:val="Heading2"/>
+      </w:pPr>
+      <w:r>
+        <w:t>8. Data-source decision (owned by Agent 1)</w:t>
+      </w:r>
+    </w:p>
+    <w:p>
+      <w:r>
+        <w:t xml:space="preserve">Deliverable: </w:t>
+      </w:r>
+      <w:r>
+        <w:rPr>
+          <w:rFonts w:ascii="Consolas" w:hAnsi="Consolas"/>
+          <w:sz w:val="19"/>
+        </w:rPr>
+        <w:t>docs/data-sources.md</w:t>
+      </w:r>
+      <w:r>
+        <w:t xml:space="preserve"> containing a scored evaluation matrix and a</w:t>
+      </w:r>
+    </w:p>
+    <w:p>
+      <w:r>
+        <w:t xml:space="preserve">recommendation, plus one working prototype adapter under </w:t>
+      </w:r>
+      <w:r>
+        <w:rPr>
+          <w:rFonts w:ascii="Consolas" w:hAnsi="Consolas"/>
+          <w:sz w:val="19"/>
+        </w:rPr>
+        <w:t>data/providers/</w:t>
+      </w:r>
+      <w:r>
+        <w:t>.</w:t>
+      </w:r>
+    </w:p>
+    <w:p>
+      <w:r>
+        <w:t>Scoring dimensions: environment network policy compatibility, licensing/ToS,</w:t>
+      </w:r>
+    </w:p>
+    <w:p>
+      <w:r>
+        <w:t>asset-class coverage, history depth, corporate-action / adjusted-close handling,</w:t>
+      </w:r>
+    </w:p>
+    <w:p>
+      <w:r>
+        <w:t>survivorship bias, rate limits, API ergonomics, key management.</w:t>
+      </w:r>
+    </w:p>
+    <w:p>
+      <w:r>
+        <w:t>Candidate set to evaluate: synthetic (baseline, always ships), CSV/parquet,</w:t>
+      </w:r>
+    </w:p>
+    <w:p>
+      <w:r>
+        <w:t>Tiingo (free tier), yfinance, Stooq, Alpha Vantage, FRED (factor/macro overlay),</w:t>
+      </w:r>
+    </w:p>
+    <w:p>
+      <w:r>
+        <w:t>and one paid option (Polygon/EOD) noted for a future real-money path.</w:t>
+      </w:r>
+    </w:p>
+    <w:p>
+      <w:r>
+        <w:t>Recommended default direction (validate, don't assume): ship synthetic + CSV as</w:t>
+      </w:r>
+    </w:p>
+    <w:p>
+      <w:r>
+        <w:t xml:space="preserve">the always-works core, add </w:t>
+      </w:r>
+      <w:r>
+        <w:rPr>
+          <w:b/>
+        </w:rPr>
+        <w:t>Tiingo free tier</w:t>
+      </w:r>
+      <w:r>
+        <w:t xml:space="preserve"> as the first real adapter with</w:t>
+      </w:r>
+    </w:p>
+    <w:p>
+      <w:r>
+        <w:rPr>
+          <w:b/>
+        </w:rPr>
+        <w:t>yfinance</w:t>
+      </w:r>
+      <w:r>
+        <w:t xml:space="preserve"> as a convenience fallback.</w:t>
+      </w:r>
+    </w:p>
+    <w:p>
+      <w:pPr>
+        <w:pStyle w:val="Heading2"/>
+      </w:pPr>
+      <w:r>
+        <w:t>9. Out of scope (v1)</w:t>
+      </w:r>
+    </w:p>
+    <w:p>
+      <w:r>
+        <w:t>Live trading/execution, intraday data, options/derivatives risk, multi-currency</w:t>
+      </w:r>
+    </w:p>
+    <w:p>
+      <w:r>
+        <w:t>FX hedging, and authentication/multi-tenant API concerns. These are noted for a</w:t>
+      </w:r>
+    </w:p>
+    <w:p>
+      <w:r>
+        <w:t>future roadmap, not built now.</w:t>
+      </w:r>
+    </w:p>
+    <w:p>
+      <w:pPr>
+        <w:pStyle w:val="Heading2"/>
+      </w:pPr>
+      <w:r>
+        <w:t>10. Roadmap (post-v1, explicitly deferred)</w:t>
+      </w:r>
+    </w:p>
+    <w:p>
+      <w:r>
+        <w:t>Drawn from Martellini &amp; co-authors' research and the EDHEC course sequel. We do</w:t>
+      </w:r>
+    </w:p>
+    <w:p>
+      <w:r>
+        <w:t>*not* build these in v1 but keep interfaces extension-friendly for them.</w:t>
+      </w:r>
+    </w:p>
+    <w:p>
+      <w:pPr>
+        <w:pStyle w:val="ListBullet"/>
+      </w:pPr>
+      <w:r>
+        <w:rPr>
+          <w:b/>
+        </w:rPr>
+        <w:t>Goal-Based Investing engine</w:t>
+      </w:r>
+      <w:r>
+        <w:t xml:space="preserve"> (Deguest–Martellini–Milhau): goals with priority</w:t>
+      </w:r>
+    </w:p>
+    <w:p>
+      <w:r>
+        <w:t>tiers (essential vs. aspirational) and required cash flows; allocate between a</w:t>
+      </w:r>
+    </w:p>
+    <w:p>
+      <w:r>
+        <w:t>goal-hedging portfolio (secures the essential floor) and the PSP; optimize/report</w:t>
+      </w:r>
+    </w:p>
+    <w:p>
+      <w:r>
+        <w:rPr>
+          <w:b/>
+        </w:rPr>
+        <w:t>probability of success</w:t>
+      </w:r>
+      <w:r>
+        <w:t xml:space="preserve"> rather than mean-variance. Computable via state-grid</w:t>
+      </w:r>
+    </w:p>
+    <w:p>
+      <w:r>
+        <w:t>dynamic programming (Das–Ostrov–Radhakrishnan–Srivastav 2020) — §11.</w:t>
+      </w:r>
+    </w:p>
+    <w:p>
+      <w:pPr>
+        <w:pStyle w:val="ListBullet"/>
+      </w:pPr>
+      <w:r>
+        <w:rPr>
+          <w:b/>
+        </w:rPr>
+        <w:t>Asset-Liability Management / LDI:</w:t>
+      </w:r>
+      <w:r>
+        <w:t xml:space="preserve"> funding ratio, present-value of liabilities,</w:t>
+      </w:r>
+    </w:p>
+    <w:p>
+      <w:r>
+        <w:t>duration matching, and liability-relative ("surplus") risk mode in the optimizer</w:t>
+      </w:r>
+    </w:p>
+    <w:p>
+      <w:r>
+        <w:t>(minimize surplus vol / maximize surplus Sharpe vs. a liability stream). CIR</w:t>
+      </w:r>
+    </w:p>
+    <w:p>
+      <w:r>
+        <w:t xml:space="preserve">short-rate model and bond pricing sit here. (The v1 </w:t>
+      </w:r>
+      <w:r>
+        <w:rPr>
+          <w:rFonts w:ascii="Consolas" w:hAnsi="Consolas"/>
+          <w:sz w:val="19"/>
+        </w:rPr>
+        <w:t>dynamic/fund_separation.py</w:t>
+      </w:r>
+    </w:p>
+    <w:p>
+      <w:r>
+        <w:t>three-fund allocator is the entry point; full ALM is roadmap.)</w:t>
+      </w:r>
+    </w:p>
+    <w:p>
+      <w:pPr>
+        <w:pStyle w:val="ListBullet"/>
+      </w:pPr>
+      <w:r>
+        <w:rPr>
+          <w:b/>
+        </w:rPr>
+        <w:t>Smart-beta / factor-tilted sleeves</w:t>
+      </w:r>
+      <w:r>
+        <w:t xml:space="preserve"> (Amenc–Goltz–Martellini): a two-stage</w:t>
+      </w:r>
+    </w:p>
+    <w:p>
+      <w:r>
+        <w:t>*selection → diversified-weighting* architecture so any factor tilt (value, size,</w:t>
+      </w:r>
+    </w:p>
+    <w:p>
+      <w:r>
+        <w:t>low-vol, momentum, quality) pairs with any constructor, avoiding score-weighted</w:t>
+      </w:r>
+    </w:p>
+    <w:p>
+      <w:r>
+        <w:t>concentration.</w:t>
+      </w:r>
+    </w:p>
+    <w:p>
+      <w:pPr>
+        <w:pStyle w:val="ListBullet"/>
+      </w:pPr>
+      <w:r>
+        <w:rPr>
+          <w:b/>
+        </w:rPr>
+        <w:t>Regime-robustness diagnostics:</w:t>
+      </w:r>
+      <w:r>
+        <w:t xml:space="preserve"> report each constructor's performance</w:t>
+      </w:r>
+    </w:p>
+    <w:p>
+      <w:r>
+        <w:t>dispersion across market regimes; prefer the ensemble where dispersion is high.</w:t>
+      </w:r>
+    </w:p>
+    <w:p>
+      <w:pPr>
+        <w:pStyle w:val="ListBullet"/>
+      </w:pPr>
+      <w:r>
+        <w:rPr>
+          <w:b/>
+        </w:rPr>
+        <w:t>Full higher-moment optimization:</w:t>
+      </w:r>
+      <w:r>
+        <w:t xml:space="preserve"> promote the advanced co-skewness/co-kurtosis</w:t>
+      </w:r>
+    </w:p>
+    <w:p>
+      <w:r>
+        <w:t>estimators (Martellini–Ziemann) into a polynomial-goal-programming / expected-</w:t>
+      </w:r>
+    </w:p>
+    <w:p>
+      <w:r>
+        <w:t>utility objective beyond the v1 estimator.</w:t>
+      </w:r>
+    </w:p>
+    <w:p>
+      <w:pPr>
+        <w:pStyle w:val="ListBullet"/>
+      </w:pPr>
+      <w:r>
+        <w:rPr>
+          <w:b/>
+        </w:rPr>
+        <w:t>Advanced estimation:</w:t>
+      </w:r>
+      <w:r>
+        <w:t xml:space="preserve"> entropy-pooling views (a Black-Litterman generalization),</w:t>
+      </w:r>
+    </w:p>
+    <w:p>
+      <w:r>
+        <w:t>robust/DCC-GARCH covariance, conditioning risk budgets on richer macro state.</w:t>
+      </w:r>
+    </w:p>
+    <w:p>
+      <w:r>
+        <w:t xml:space="preserve">(Black-Litterman itself is </w:t>
+      </w:r>
+      <w:r>
+        <w:rPr>
+          <w:b/>
+        </w:rPr>
+        <w:t>v1</w:t>
+      </w:r>
+      <w:r>
+        <w:t xml:space="preserve"> — §2, §12.7 — not roadmap.)</w:t>
+      </w:r>
+    </w:p>
+    <w:p>
+      <w:pPr>
+        <w:pStyle w:val="ListBullet"/>
+      </w:pPr>
+      <w:r>
+        <w:rPr>
+          <w:b/>
+        </w:rPr>
+        <w:t>Clustered allocation beyond HRP:</w:t>
+      </w:r>
+      <w:r>
+        <w:t xml:space="preserve"> Nested Clustered Optimization (NCO) and</w:t>
+      </w:r>
+    </w:p>
+    <w:p>
+      <w:r>
+        <w:t>HERC/HERC2 (López de Prado; Raffinot), optimal-</w:t>
+      </w:r>
+      <w:r>
+        <w:rPr>
+          <w:rFonts w:ascii="Consolas" w:hAnsi="Consolas"/>
+          <w:sz w:val="19"/>
+        </w:rPr>
+        <w:t>k</w:t>
+      </w:r>
+      <w:r>
+        <w:t xml:space="preserve"> selection (gap statistic /</w:t>
+      </w:r>
+    </w:p>
+    <w:p>
+      <w:r>
+        <w:t>silhouette), and DBHT linkage. v1 ships plain HRP only.</w:t>
+      </w:r>
+    </w:p>
+    <w:p>
+      <w:pPr>
+        <w:pStyle w:val="ListBullet"/>
+      </w:pPr>
+      <w:r>
+        <w:rPr>
+          <w:b/>
+        </w:rPr>
+        <w:t>Risk-measure-pluggable budgeting:</w:t>
+      </w:r>
+      <w:r>
+        <w:t xml:space="preserve"> extend risk budgeting beyond volatility to</w:t>
+      </w:r>
+    </w:p>
+    <w:p>
+      <w:r>
+        <w:t>CVaR, CDaR, EVaR, MAD, etc. (Rockafellar–Uryasev LP for CVaR; the Riskfolio-Lib</w:t>
+      </w:r>
+    </w:p>
+    <w:p>
+      <w:r>
+        <w:rPr>
+          <w:rFonts w:ascii="Consolas" w:hAnsi="Consolas"/>
+          <w:sz w:val="19"/>
+        </w:rPr>
+        <w:t>rmeasures</w:t>
+      </w:r>
+      <w:r>
+        <w:t xml:space="preserve"> set is the target list). v1 is volatility-based.</w:t>
+      </w:r>
+    </w:p>
+    <w:p>
+      <w:pPr>
+        <w:pStyle w:val="ListBullet"/>
+      </w:pPr>
+      <w:r>
+        <w:rPr>
+          <w:b/>
+        </w:rPr>
+        <w:t>Critical Line Algorithm (CLA):</w:t>
+      </w:r>
+      <w:r>
+        <w:t xml:space="preserve"> Markowitz/Bailey–López de Prado exact-frontier</w:t>
+      </w:r>
+    </w:p>
+    <w:p>
+      <w:r>
+        <w:t>tracer — a solver-free NumPy cross-check of the cvxpy frontier; promote from §12</w:t>
+      </w:r>
+    </w:p>
+    <w:p>
+      <w:r>
+        <w:t>note to a built optimizer if exact turning points are needed.</w:t>
+      </w:r>
+    </w:p>
+    <w:p>
+      <w:pPr>
+        <w:pStyle w:val="Heading2"/>
+      </w:pPr>
+      <w:r>
+        <w:t>11. Research provenance &amp; sources</w:t>
+      </w:r>
+    </w:p>
+    <w:p>
+      <w:r>
+        <w:t>Method → source map. All citations cross-verified across multiple independent</w:t>
+      </w:r>
+    </w:p>
+    <w:p>
+      <w:r>
+        <w:t>indexers; publisher/SSRN/EDHEC pages return 403 to automated fetch, so full-text</w:t>
+      </w:r>
+    </w:p>
+    <w:p>
+      <w:r>
+        <w:t>was not opened — titles/authors/years confirmed via concurring indexes. Items</w:t>
+      </w:r>
+    </w:p>
+    <w:p>
+      <w:r>
+        <w:t>marked *(roadmap)* are deferred per §10.</w:t>
+      </w:r>
+    </w:p>
+    <w:p>
+      <w:r>
+        <w:rPr>
+          <w:b/>
+        </w:rPr>
+        <w:t>Course basis</w:t>
+      </w:r>
+    </w:p>
+    <w:p>
+      <w:pPr>
+        <w:pStyle w:val="ListBullet"/>
+      </w:pPr>
+      <w:r>
+        <w:t>EDHEC, *Introduction to Portfolio Construction and Analysis with Python*</w:t>
+      </w:r>
+    </w:p>
+    <w:p>
+      <w:r>
+        <w:t>(Martellini &amp; Vaidyanathan) — https://www.coursera.org/learn/introduction-portfolio-construction-python</w:t>
+      </w:r>
+    </w:p>
+    <w:p>
+      <w:pPr>
+        <w:pStyle w:val="ListBullet"/>
+      </w:pPr>
+      <w:r>
+        <w:t xml:space="preserve">Public </w:t>
+      </w:r>
+      <w:r>
+        <w:rPr>
+          <w:rFonts w:ascii="Consolas" w:hAnsi="Consolas"/>
+          <w:sz w:val="19"/>
+        </w:rPr>
+        <w:t>edhec_risk_kit</w:t>
+      </w:r>
+      <w:r>
+        <w:t xml:space="preserve"> reference impl — https://github.com/WongYatChun/Introduction_to_Portfolio_Construction_and_Analysis_with_Python</w:t>
+      </w:r>
+    </w:p>
+    <w:p>
+      <w:r>
+        <w:rPr>
+          <w:b/>
+        </w:rPr>
+        <w:t>Cross-sectional risk budgeting (asset-level)</w:t>
+      </w:r>
+    </w:p>
+    <w:p>
+      <w:pPr>
+        <w:pStyle w:val="ListBullet"/>
+      </w:pPr>
+      <w:r>
+        <w:t>ERC: Maillard, Roncalli &amp; Teïletche, *JPM* 2010, 36(4):60–70 — https://papers.ssrn.com/sol3/papers.cfm?abstract_id=1271972</w:t>
+      </w:r>
+    </w:p>
+    <w:p>
+      <w:pPr>
+        <w:pStyle w:val="ListBullet"/>
+      </w:pPr>
+      <w:r>
+        <w:t>Convex log-barrier solver: Spinu (2013) / Maillard–Roncalli–Teïletche (as above).</w:t>
+      </w:r>
+    </w:p>
+    <w:p>
+      <w:r>
+        <w:rPr>
+          <w:b/>
+        </w:rPr>
+        <w:t>Factor risk budgeting &amp; diversification (Agent 9)</w:t>
+      </w:r>
+    </w:p>
+    <w:p>
+      <w:pPr>
+        <w:pStyle w:val="ListBullet"/>
+      </w:pPr>
+      <w:r>
+        <w:t>Deguest, Martellini &amp; Meucci, "Risk Parity and Beyond," WP 2013 / *JPM* 2022, 48(4):108–135 — https://papers.ssrn.com/sol3/papers.cfm?abstract_id=2355778</w:t>
+      </w:r>
+    </w:p>
+    <w:p>
+      <w:pPr>
+        <w:pStyle w:val="ListBullet"/>
+      </w:pPr>
+      <w:r>
+        <w:t>Meucci, "Managing Diversification" (ENB), *Risk* 2009 — https://papers.ssrn.com/sol3/papers.cfm?abstract_id=1358533 · http://symmys.com/node/199</w:t>
+      </w:r>
+    </w:p>
+    <w:p>
+      <w:pPr>
+        <w:pStyle w:val="ListBullet"/>
+      </w:pPr>
+      <w:r>
+        <w:t>Meucci, Santangelo &amp; Deguest, "Risk Budgeting and Diversification Based on Optimized Uncorrelated Factors" (min-torsion), WP 2015 — https://papers.ssrn.com/sol3/papers.cfm?abstract_id=2276632</w:t>
+      </w:r>
+    </w:p>
+    <w:p>
+      <w:pPr>
+        <w:pStyle w:val="ListBullet"/>
+      </w:pPr>
+      <w:r>
+        <w:t>MDP / Diversification Ratio (Choueifaty &amp; Coignard, TOBAM — *not* Martellini), *JPM* 2008, 35(1):40–51 — https://www.tobam.fr/wp-content/uploads/2014/12/TOBAM-JoPM-Maximum-Div-2008.pdf · follow-up https://papers.ssrn.com/sol3/papers.cfm?abstract_id=1895459</w:t>
+      </w:r>
+    </w:p>
+    <w:p>
+      <w:r>
+        <w:rPr>
+          <w:b/>
+        </w:rPr>
+        <w:t>Classical / efficient benchmarks &amp; expected returns (Agents 3–4)</w:t>
+      </w:r>
+    </w:p>
+    <w:p>
+      <w:pPr>
+        <w:pStyle w:val="ListBullet"/>
+      </w:pPr>
+      <w:r>
+        <w:t>Martellini, "Toward the Design of Better Equity Benchmarks," *JPM* 2008, 34(4):34–41 — https://jpm.pm-research.com/content/34/4/34</w:t>
+      </w:r>
+    </w:p>
+    <w:p>
+      <w:pPr>
+        <w:pStyle w:val="ListBullet"/>
+      </w:pPr>
+      <w:r>
+        <w:t>Amenc, Goltz, Martellini &amp; Retkowsky, "Efficient Indexation," *JOIM* 2011 — https://papers.ssrn.com/sol3/papers.cfm?abstract_id=2066083</w:t>
+      </w:r>
+    </w:p>
+    <w:p>
+      <w:r>
+        <w:rPr>
+          <w:b/>
+        </w:rPr>
+        <w:t>Ensemble construction (Agent 4 `ensemble.py`)</w:t>
+      </w:r>
+    </w:p>
+    <w:p>
+      <w:pPr>
+        <w:pStyle w:val="ListBullet"/>
+      </w:pPr>
+      <w:r>
+        <w:t>Amenc, Goltz, Lodh &amp; Martellini, "Diversifying the Diversifiers and Tracking the Tracking Error," *JPM* 2012, 38(3):72–88 — https://jpm.pm-research.com/content/38/3/72</w:t>
+      </w:r>
+    </w:p>
+    <w:p>
+      <w:pPr>
+        <w:pStyle w:val="ListBullet"/>
+      </w:pPr>
+      <w:r>
+        <w:t>Smart Beta 2.0: Amenc &amp; Goltz, *J. Index Investing* 2013, 4(3):15–23 *(roadmap)* — https://jii.pm-research.com/content/4/3/15</w:t>
+      </w:r>
+    </w:p>
+    <w:p>
+      <w:pPr>
+        <w:pStyle w:val="ListBullet"/>
+      </w:pPr>
+      <w:r>
+        <w:t>Towards Smart Equity Factor Indices: Amenc, Goltz, Lodh &amp; Martellini, *JPM* 2014, 40(4):106–122 *(roadmap)* — https://jpm.pm-research.com/content/40/4/106</w:t>
+      </w:r>
+    </w:p>
+    <w:p>
+      <w:pPr>
+        <w:pStyle w:val="ListBullet"/>
+      </w:pPr>
+      <w:r>
+        <w:t>Robustness of Smart Beta Strategies: Amenc, Goltz, Sivasubramanian &amp; Lodh, *JII* 2015, 6(1):17–38 *(roadmap)* — https://jii.pm-research.com/content/6/1/17</w:t>
+      </w:r>
+    </w:p>
+    <w:p>
+      <w:pPr>
+        <w:pStyle w:val="ListBullet"/>
+      </w:pPr>
+      <w:r>
+        <w:t>Diversified or Concentrated Factor Tilts?: Amenc, Ducoulombier, Goltz, Lodh &amp; Sivasubramanian, *JPM* 2016, 42(2):64–76 *(roadmap)* — https://jpm.pm-research.com/content/42/2/64</w:t>
+      </w:r>
+    </w:p>
+    <w:p>
+      <w:r>
+        <w:rPr>
+          <w:b/>
+        </w:rPr>
+        <w:t>Conditional risk budgeting (Agent 4 `conditional.py`)</w:t>
+      </w:r>
+    </w:p>
+    <w:p>
+      <w:pPr>
+        <w:pStyle w:val="ListBullet"/>
+      </w:pPr>
+      <w:r>
+        <w:t>Martellini, Milhau &amp; Tarelli, "Toward Conditional Risk Parity," *J. Alternative Investments* 2015, 18(1):48–64 — https://jai.pm-research.com/content/18/1/48</w:t>
+      </w:r>
+    </w:p>
+    <w:p>
+      <w:r>
+        <w:rPr>
+          <w:b/>
+        </w:rPr>
+        <w:t>Higher-moment estimation (Agent 3, advanced/stretch)</w:t>
+      </w:r>
+    </w:p>
+    <w:p>
+      <w:pPr>
+        <w:pStyle w:val="ListBullet"/>
+      </w:pPr>
+      <w:r>
+        <w:t>Martellini &amp; Ziemann, "Improved Estimates of Higher-Order Comoments and Implications for Portfolio Selection," *Review of Financial Studies* 2010, 23(4):1467–1502 — https://academic.oup.com/rfs/article-abstract/23/4/1467/1591232</w:t>
+      </w:r>
+    </w:p>
+    <w:p>
+      <w:pPr>
+        <w:pStyle w:val="ListBullet"/>
+      </w:pPr>
+      <w:r>
+        <w:t>Application: Hitaj, Martellini &amp; Zambruno, "Optimal Hedge Fund Allocation…," EDHEC/JAI 2010 — https://www.top1000funds.com/wp-content/uploads/2012/02/EDHEC_Publication_Optimal_HF_Allocation.pdf</w:t>
+      </w:r>
+    </w:p>
+    <w:p>
+      <w:r>
+        <w:rPr>
+          <w:b/>
+        </w:rPr>
+        <w:t>Dynamic allocation / LDI / fund separation (Agent 8 + roadmap)</w:t>
+      </w:r>
+    </w:p>
+    <w:p>
+      <w:pPr>
+        <w:pStyle w:val="ListBullet"/>
+      </w:pPr>
+      <w:r>
+        <w:t>Martellini &amp; Milhau, "Dynamic Allocation Decisions in the Presence of Funding Ratio Constraints," *J. Pension Economics &amp; Finance* 2012, 11(4):549–580 — https://www.cambridge.org/core/journals/journal-of-pension-economics-and-finance</w:t>
+      </w:r>
+    </w:p>
+    <w:p>
+      <w:pPr>
+        <w:pStyle w:val="ListBullet"/>
+      </w:pPr>
+      <w:r>
+        <w:t>Amenc, Martellini, Milhau &amp; Ziemann, "Asset-Liability Management in Private Wealth Management," *JPM* 2009, 36(1):100–120 — https://jpm.pm-research.com/content/36/1/100</w:t>
+      </w:r>
+    </w:p>
+    <w:p>
+      <w:pPr>
+        <w:pStyle w:val="ListBullet"/>
+      </w:pPr>
+      <w:r>
+        <w:t>Coqueret, Martellini &amp; Milhau, "Equity Portfolios with Improved Liability-Hedging Benefits," *JPM* 2017, 43(2):37–49 — https://jpm.pm-research.com/content/43/2/37</w:t>
+      </w:r>
+    </w:p>
+    <w:p>
+      <w:pPr>
+        <w:pStyle w:val="ListBullet"/>
+      </w:pPr>
+      <w:r>
+        <w:t>Deguest, Martellini &amp; Milhau, "Hedging vs. Insurance: Long-Horizon Investing with Short-Term Constraints," *Bankers, Markets &amp; Investors* 2014 *(roadmap)*</w:t>
+      </w:r>
+    </w:p>
+    <w:p>
+      <w:r>
+        <w:rPr>
+          <w:b/>
+        </w:rPr>
+        <w:t>Goal-based investing (roadmap)</w:t>
+      </w:r>
+    </w:p>
+    <w:p>
+      <w:pPr>
+        <w:pStyle w:val="ListBullet"/>
+      </w:pPr>
+      <w:r>
+        <w:t>Deguest, Martellini, Milhau, Suri &amp; Wang, "Introducing a Comprehensive Investment Framework for Goals-Based Wealth Management," EDHEC 2015 — https://www.globenewswire.com/news-release/2015/11/09/785040/0/en/New-conceptual-framework-to-better-achieve-individual-investors-goals.html</w:t>
+      </w:r>
+    </w:p>
+    <w:p>
+      <w:pPr>
+        <w:pStyle w:val="ListBullet"/>
+      </w:pPr>
+      <w:r>
+        <w:t>Deguest, Martellini &amp; Milhau, *Goal-Based Investing: Theory and Practice*, World Scientific 2021 — https://ideas.repec.org/b/wsi/wsbook/12386.html</w:t>
+      </w:r>
+    </w:p>
+    <w:p>
+      <w:pPr>
+        <w:pStyle w:val="ListBullet"/>
+      </w:pPr>
+      <w:r>
+        <w:t>Das, Ostrov, Radhakrishnan &amp; Srivastav, "Dynamic Portfolio Allocation in Goals-Based Wealth Management," *Computational Management Science* 2020, 17:613–640 (non-Martellini; the computational DP method) — https://link.springer.com/article/10.1007/s10287-019-00351-7</w:t>
+      </w:r>
+    </w:p>
+    <w:p>
+      <w:r>
+        <w:t>*Verification caveat:* every publisher/SSRN/EDHEC domain returned HTTP 403 to the</w:t>
+      </w:r>
+    </w:p>
+    <w:p>
+      <w:r>
+        <w:t>research agents' fetchers; citations were confirmed via agreement across two or more</w:t>
+      </w:r>
+    </w:p>
+    <w:p>
+      <w:r>
+        <w:t>independent indexers (journal TOC pages, RePEc/IDEAS, Semantic Scholar, SciRP</w:t>
+      </w:r>
+    </w:p>
+    <w:p>
+      <w:r>
+        <w:t>reference records), not by reading the rendered pages. No citation is fabricated;</w:t>
+      </w:r>
+    </w:p>
+    <w:p>
+      <w:r>
+        <w:t>the few items resting only on a secondary index are flagged in the agent reports.</w:t>
+      </w:r>
+    </w:p>
+    <w:p>
+      <w:r>
+        <w:rPr>
+          <w:b/>
+        </w:rPr>
+        <w:t>Reference implementations (algorithmic provenance).</w:t>
+      </w:r>
+      <w:r>
+        <w:t xml:space="preserve"> This environment's network</w:t>
+      </w:r>
+    </w:p>
+    <w:p>
+      <w:r>
+        <w:t>allowlist blocks publisher PDFs but permits GitHub/PyPI, so the *algorithms* in §12</w:t>
+      </w:r>
+    </w:p>
+    <w:p>
+      <w:r>
+        <w:t>were read directly from these peer-reviewed open-source implementations (commit</w:t>
+      </w:r>
+    </w:p>
+    <w:p>
+      <w:r>
+        <w:t>pinned; read-only). These are the source of the concrete update equations, not of</w:t>
+      </w:r>
+    </w:p>
+    <w:p>
+      <w:r>
+        <w:t>the financial theory (that is cited above).</w:t>
+      </w:r>
+    </w:p>
+    <w:p>
+      <w:pPr>
+        <w:pStyle w:val="ListBullet"/>
+      </w:pPr>
+      <w:r>
+        <w:rPr>
+          <w:rFonts w:ascii="Consolas" w:hAnsi="Consolas"/>
+          <w:sz w:val="19"/>
+        </w:rPr>
+        <w:t>convexfi/riskparity.py</w:t>
+      </w:r>
+      <w:r>
+        <w:t xml:space="preserve"> @ </w:t>
+      </w:r>
+      <w:r>
+        <w:rPr>
+          <w:rFonts w:ascii="Consolas" w:hAnsi="Consolas"/>
+          <w:sz w:val="19"/>
+        </w:rPr>
+        <w:t>39e6120</w:t>
+      </w:r>
+      <w:r>
+        <w:t xml:space="preserve"> — Spinu CCD + Feng–Palomar SCA. Papers in-repo: Spinu (2013) SSRN 2297383; Griveau-Billion–Richard–Roncalli (2013) arXiv:1311.4057; Feng–Palomar (2015) IEEE TSP 63(19); Choi–Chen (2022).</w:t>
+      </w:r>
+    </w:p>
+    <w:p>
+      <w:pPr>
+        <w:pStyle w:val="ListBullet"/>
+      </w:pPr>
+      <w:r>
+        <w:rPr>
+          <w:rFonts w:ascii="Consolas" w:hAnsi="Consolas"/>
+          <w:sz w:val="19"/>
+        </w:rPr>
+        <w:t>jcrichard/pyrb</w:t>
+      </w:r>
+      <w:r>
+        <w:t xml:space="preserve"> @ </w:t>
+      </w:r>
+      <w:r>
+        <w:rPr>
+          <w:rFonts w:ascii="Consolas" w:hAnsi="Consolas"/>
+          <w:sz w:val="19"/>
+        </w:rPr>
+        <w:t>250054e</w:t>
+      </w:r>
+      <w:r>
+        <w:t xml:space="preserve"> — constrained risk budgeting. In-repo: Richard–Roncalli (2019) SSRN 3331184; Roncalli (2015) expected-returns extension.</w:t>
+      </w:r>
+    </w:p>
+    <w:p>
+      <w:pPr>
+        <w:pStyle w:val="ListBullet"/>
+      </w:pPr>
+      <w:r>
+        <w:rPr>
+          <w:rFonts w:ascii="Consolas" w:hAnsi="Consolas"/>
+          <w:sz w:val="19"/>
+        </w:rPr>
+        <w:t>reckziegel/uncorbets</w:t>
+      </w:r>
+      <w:r>
+        <w:t xml:space="preserve"> @ </w:t>
+      </w:r>
+      <w:r>
+        <w:rPr>
+          <w:rFonts w:ascii="Consolas" w:hAnsi="Consolas"/>
+          <w:sz w:val="19"/>
+        </w:rPr>
+        <w:t>e128271</w:t>
+      </w:r>
+      <w:r>
+        <w:t xml:space="preserve"> — minimum-torsion + ENB. In-repo: Meucci–Santangelo–Deguest, SSRN 2276632.</w:t>
+      </w:r>
+    </w:p>
+    <w:p>
+      <w:pPr>
+        <w:pStyle w:val="ListBullet"/>
+      </w:pPr>
+      <w:r>
+        <w:rPr>
+          <w:rFonts w:ascii="Consolas" w:hAnsi="Consolas"/>
+          <w:sz w:val="19"/>
+        </w:rPr>
+        <w:t>dcajasn/Riskfolio-Lib</w:t>
+      </w:r>
+      <w:r>
+        <w:t xml:space="preserve"> @ </w:t>
+      </w:r>
+      <w:r>
+        <w:rPr>
+          <w:rFonts w:ascii="Consolas" w:hAnsi="Consolas"/>
+          <w:sz w:val="19"/>
+        </w:rPr>
+        <w:t>2ed0167</w:t>
+      </w:r>
+      <w:r>
+        <w:t xml:space="preserve"> — HRP/NCO/HERC + risk-measure set. In-repo: López de Prado (2016, 2019); Raffinot (2017, 2018); Pfitzinger–Katzke (2019).</w:t>
+      </w:r>
+    </w:p>
+    <w:p>
+      <w:pPr>
+        <w:pStyle w:val="ListBullet"/>
+      </w:pPr>
+      <w:r>
+        <w:rPr>
+          <w:rFonts w:ascii="Consolas" w:hAnsi="Consolas"/>
+          <w:sz w:val="19"/>
+        </w:rPr>
+        <w:t>robertmartin8/PyPortfolioOpt</w:t>
+      </w:r>
+      <w:r>
+        <w:t xml:space="preserve"> @ </w:t>
+      </w:r>
+      <w:r>
+        <w:rPr>
+          <w:rFonts w:ascii="Consolas" w:hAnsi="Consolas"/>
+          <w:sz w:val="19"/>
+        </w:rPr>
+        <w:t>c524c6e</w:t>
+      </w:r>
+      <w:r>
+        <w:t xml:space="preserve"> — efficient frontier, CLA, Black-Litterman, estimators. In-repo: Cornuéjols–Tütüncü (2006); Ledoit–Wolf (2003, 2001); Chen et al. (2010) OAS; He–Litterman (1999/2002); Idzorek (2007); Bailey–López de Prado (2013).</w:t>
+      </w:r>
+    </w:p>
+    <w:p>
+      <w:pPr>
+        <w:pStyle w:val="Heading2"/>
+      </w:pPr>
+      <w:r>
+        <w:t>12. Numerical methods appendix (reference-implementation-derived)</w:t>
+      </w:r>
+    </w:p>
+    <w:p>
+      <w:r>
+        <w:t>Concrete formulas extracted from the implementations in §11. Agents must reproduce</w:t>
+      </w:r>
+    </w:p>
+    <w:p>
+      <w:r>
+        <w:t>these and cross-check against the cited reference where possible.</w:t>
+      </w:r>
+    </w:p>
+    <w:p>
+      <w:r>
+        <w:rPr>
+          <w:b/>
+        </w:rPr>
+        <w:t>12.1 Spinu log-barrier CCD (default risk-budget solver — `optimize/ccd.py`).</w:t>
+      </w:r>
+    </w:p>
+    <w:p>
+      <w:r>
+        <w:t xml:space="preserve">Objective over </w:t>
+      </w:r>
+      <w:r>
+        <w:rPr>
+          <w:rFonts w:ascii="Consolas" w:hAnsi="Consolas"/>
+          <w:sz w:val="19"/>
+        </w:rPr>
+        <w:t>x&gt;0</w:t>
+      </w:r>
+      <w:r>
+        <w:t xml:space="preserve">: </w:t>
+      </w:r>
+      <w:r>
+        <w:rPr>
+          <w:rFonts w:ascii="Consolas" w:hAnsi="Consolas"/>
+          <w:sz w:val="19"/>
+        </w:rPr>
+        <w:t>f(x)=½xᵀΣx − Σᵢ bᵢ ln xᵢ</w:t>
+      </w:r>
+      <w:r>
+        <w:t xml:space="preserve">; final weights </w:t>
+      </w:r>
+      <w:r>
+        <w:rPr>
+          <w:rFonts w:ascii="Consolas" w:hAnsi="Consolas"/>
+          <w:sz w:val="19"/>
+        </w:rPr>
+        <w:t>w=x/Σx</w:t>
+      </w:r>
+      <w:r>
+        <w:t>.</w:t>
+      </w:r>
+    </w:p>
+    <w:p>
+      <w:r>
+        <w:t xml:space="preserve">Per-coordinate update (positive root of the scalar quadratic </w:t>
+      </w:r>
+      <w:r>
+        <w:rPr>
+          <w:rFonts w:ascii="Consolas" w:hAnsi="Consolas"/>
+          <w:sz w:val="19"/>
+        </w:rPr>
+        <w:t>Σᵢᵢxᵢ² + (Σx)₋ᵢxᵢ − bᵢ = 0</w:t>
+      </w:r>
+      <w:r>
+        <w:t>):</w:t>
+      </w:r>
+    </w:p>
+    <w:p>
+      <w:r>
+        <w:rPr>
+          <w:rFonts w:ascii="Consolas" w:hAnsi="Consolas"/>
+          <w:sz w:val="19"/>
+        </w:rPr>
+        <w:t>xᵢ ← (aux + √(aux² + 4·Σᵢᵢ·bᵢ)) / (2·Σᵢᵢ)</w:t>
+      </w:r>
+      <w:r>
+        <w:t xml:space="preserve">, where </w:t>
+      </w:r>
+      <w:r>
+        <w:rPr>
+          <w:rFonts w:ascii="Consolas" w:hAnsi="Consolas"/>
+          <w:sz w:val="19"/>
+        </w:rPr>
+        <w:t>aux = xᵢΣᵢᵢ − (Σx)ᵢ</w:t>
+      </w:r>
+      <w:r>
+        <w:t>.</w:t>
+      </w:r>
+    </w:p>
+    <w:p>
+      <w:r>
+        <w:t xml:space="preserve">Maintain </w:t>
+      </w:r>
+      <w:r>
+        <w:rPr>
+          <w:rFonts w:ascii="Consolas" w:hAnsi="Consolas"/>
+          <w:sz w:val="19"/>
+        </w:rPr>
+        <w:t>Σx</w:t>
+      </w:r>
+      <w:r>
+        <w:t xml:space="preserve"> by rank-1 update after each coordinate moves. Init </w:t>
+      </w:r>
+      <w:r>
+        <w:rPr>
+          <w:rFonts w:ascii="Consolas" w:hAnsi="Consolas"/>
+          <w:sz w:val="19"/>
+        </w:rPr>
+        <w:t>x = √(1/Σ.sum())·1</w:t>
+      </w:r>
+      <w:r>
+        <w:t>.</w:t>
+      </w:r>
+    </w:p>
+    <w:p>
+      <w:r>
+        <w:t xml:space="preserve">Stop when </w:t>
+      </w:r>
+      <w:r>
+        <w:rPr>
+          <w:rFonts w:ascii="Consolas" w:hAnsi="Consolas"/>
+          <w:sz w:val="19"/>
+        </w:rPr>
+        <w:t>maxᵢ |RCᵢ/ΣRC − bᵢ| &lt; 1e-8</w:t>
+      </w:r>
+      <w:r>
+        <w:t xml:space="preserve"> (</w:t>
+      </w:r>
+      <w:r>
+        <w:rPr>
+          <w:rFonts w:ascii="Consolas" w:hAnsi="Consolas"/>
+          <w:sz w:val="19"/>
+        </w:rPr>
+        <w:t>RCᵢ = xᵢ(Σx)ᵢ</w:t>
+      </w:r>
+      <w:r>
+        <w:t xml:space="preserve">), </w:t>
+      </w:r>
+      <w:r>
+        <w:rPr>
+          <w:rFonts w:ascii="Consolas" w:hAnsi="Consolas"/>
+          <w:sz w:val="19"/>
+        </w:rPr>
+        <w:t>maxiter≈200</w:t>
+      </w:r>
+      <w:r>
+        <w:t>. Optional</w:t>
+      </w:r>
+    </w:p>
+    <w:p>
+      <w:r>
+        <w:t xml:space="preserve">expected-return tilt → use the std-dev-measure variant </w:t>
+      </w:r>
+      <w:r>
+        <w:rPr>
+          <w:rFonts w:ascii="Consolas" w:hAnsi="Consolas"/>
+          <w:sz w:val="19"/>
+        </w:rPr>
+        <w:t>f = c·σ(x) − πᵀx − λ Σ bᵢ ln xᵢ</w:t>
+      </w:r>
+      <w:r>
+        <w:t>.</w:t>
+      </w:r>
+    </w:p>
+    <w:p>
+      <w:r>
+        <w:rPr>
+          <w:b/>
+        </w:rPr>
+        <w:t>12.2 Max-Sharpe via Cornuéjols–Tütüncü substitution (`optimize/classical.py`).</w:t>
+      </w:r>
+    </w:p>
+    <w:p>
+      <w:r>
+        <w:t xml:space="preserve">Do NOT maximize the fractional Sharpe directly. Solve the convex QP: </w:t>
+      </w:r>
+      <w:r>
+        <w:rPr>
+          <w:rFonts w:ascii="Consolas" w:hAnsi="Consolas"/>
+          <w:sz w:val="19"/>
+        </w:rPr>
+        <w:t>min wᵀΣw</w:t>
+      </w:r>
+      <w:r>
+        <w:t xml:space="preserve"> s.t.</w:t>
+      </w:r>
+    </w:p>
+    <w:p>
+      <w:r>
+        <w:rPr>
+          <w:rFonts w:ascii="Consolas" w:hAnsi="Consolas"/>
+          <w:sz w:val="19"/>
+        </w:rPr>
+        <w:t>(μ−r_f)ᵀw = 1</w:t>
+      </w:r>
+      <w:r>
+        <w:t xml:space="preserve">, </w:t>
+      </w:r>
+      <w:r>
+        <w:rPr>
+          <w:rFonts w:ascii="Consolas" w:hAnsi="Consolas"/>
+          <w:sz w:val="19"/>
+        </w:rPr>
+        <w:t>Σw = k</w:t>
+      </w:r>
+      <w:r>
+        <w:t xml:space="preserve">, </w:t>
+      </w:r>
+      <w:r>
+        <w:rPr>
+          <w:rFonts w:ascii="Consolas" w:hAnsi="Consolas"/>
+          <w:sz w:val="19"/>
+        </w:rPr>
+        <w:t>k ≥ 0</w:t>
+      </w:r>
+      <w:r>
+        <w:t xml:space="preserve">, with all linear constraints scaled by </w:t>
+      </w:r>
+      <w:r>
+        <w:rPr>
+          <w:rFonts w:ascii="Consolas" w:hAnsi="Consolas"/>
+          <w:sz w:val="19"/>
+        </w:rPr>
+        <w:t>k</w:t>
+      </w:r>
+      <w:r>
+        <w:t>;</w:t>
+      </w:r>
+    </w:p>
+    <w:p>
+      <w:r>
+        <w:t xml:space="preserve">recover </w:t>
+      </w:r>
+      <w:r>
+        <w:rPr>
+          <w:rFonts w:ascii="Consolas" w:hAnsi="Consolas"/>
+          <w:sz w:val="19"/>
+        </w:rPr>
+        <w:t>w_real = w/k</w:t>
+      </w:r>
+      <w:r>
+        <w:t xml:space="preserve">. Requires </w:t>
+      </w:r>
+      <w:r>
+        <w:rPr>
+          <w:rFonts w:ascii="Consolas" w:hAnsi="Consolas"/>
+          <w:sz w:val="19"/>
+        </w:rPr>
+        <w:t>max(μ) &gt; r_f</w:t>
+      </w:r>
+      <w:r>
+        <w:t xml:space="preserve">. GMV sanity value: </w:t>
+      </w:r>
+      <w:r>
+        <w:rPr>
+          <w:rFonts w:ascii="Consolas" w:hAnsi="Consolas"/>
+          <w:sz w:val="19"/>
+        </w:rPr>
+        <w:t>σ_gmv = √(1/Σ pinv(Σ))</w:t>
+      </w:r>
+      <w:r>
+        <w:t>.</w:t>
+      </w:r>
+    </w:p>
+    <w:p>
+      <w:r>
+        <w:rPr>
+          <w:b/>
+        </w:rPr>
+        <w:t>12.3 Nearest-PSD fix (`riskmodel/psd.py`, applied to every covariance output).</w:t>
+      </w:r>
+    </w:p>
+    <w:p>
+      <w:r>
+        <w:t xml:space="preserve">PSD test = Cholesky of </w:t>
+      </w:r>
+      <w:r>
+        <w:rPr>
+          <w:rFonts w:ascii="Consolas" w:hAnsi="Consolas"/>
+          <w:sz w:val="19"/>
+        </w:rPr>
+        <w:t>Σ + 1e-16·I</w:t>
+      </w:r>
+      <w:r>
+        <w:t xml:space="preserve">. Spectral repair: </w:t>
+      </w:r>
+      <w:r>
+        <w:rPr>
+          <w:rFonts w:ascii="Consolas" w:hAnsi="Consolas"/>
+          <w:sz w:val="19"/>
+        </w:rPr>
+        <w:t>Σ = V·diag(max(λ,0))·Vᵀ</w:t>
+      </w:r>
+    </w:p>
+    <w:p>
+      <w:r>
+        <w:t xml:space="preserve">from </w:t>
+      </w:r>
+      <w:r>
+        <w:rPr>
+          <w:rFonts w:ascii="Consolas" w:hAnsi="Consolas"/>
+          <w:sz w:val="19"/>
+        </w:rPr>
+        <w:t>eigh(Σ)</w:t>
+      </w:r>
+      <w:r>
+        <w:t>. This is mandatory before any inversion (GMV/MSR/BL) or QP solve.</w:t>
+      </w:r>
+    </w:p>
+    <w:p>
+      <w:r>
+        <w:rPr>
+          <w:b/>
+        </w:rPr>
+        <w:t>12.4 Minimum-torsion transform (`diversification/torsion.py`).</w:t>
+      </w:r>
+    </w:p>
+    <w:p>
+      <w:r>
+        <w:t xml:space="preserve">Let </w:t>
+      </w:r>
+      <w:r>
+        <w:rPr>
+          <w:rFonts w:ascii="Consolas" w:hAnsi="Consolas"/>
+          <w:sz w:val="19"/>
+        </w:rPr>
+        <w:t>s=√diag(Σ)</w:t>
+      </w:r>
+      <w:r>
+        <w:t xml:space="preserve">, correlation </w:t>
+      </w:r>
+      <w:r>
+        <w:rPr>
+          <w:rFonts w:ascii="Consolas" w:hAnsi="Consolas"/>
+          <w:sz w:val="19"/>
+        </w:rPr>
+        <w:t>C</w:t>
+      </w:r>
+      <w:r>
+        <w:t xml:space="preserve">, and </w:t>
+      </w:r>
+      <w:r>
+        <w:rPr>
+          <w:rFonts w:ascii="Consolas" w:hAnsi="Consolas"/>
+          <w:sz w:val="19"/>
+        </w:rPr>
+        <w:t>c = sqrtm(C)</w:t>
+      </w:r>
+      <w:r>
+        <w:t xml:space="preserve"> the </w:t>
+      </w:r>
+      <w:r>
+        <w:rPr>
+          <w:b/>
+        </w:rPr>
+        <w:t>symmetric</w:t>
+      </w:r>
+      <w:r>
+        <w:t xml:space="preserve"> (eigendecomp)</w:t>
+      </w:r>
+    </w:p>
+    <w:p>
+      <w:r>
+        <w:t xml:space="preserve">root — not Cholesky. Polar fixed-point iteration: init </w:t>
+      </w:r>
+      <w:r>
+        <w:rPr>
+          <w:rFonts w:ascii="Consolas" w:hAnsi="Consolas"/>
+          <w:sz w:val="19"/>
+        </w:rPr>
+        <w:t>d=1</w:t>
+      </w:r>
+      <w:r>
+        <w:t>; repeat</w:t>
+      </w:r>
+    </w:p>
+    <w:p>
+      <w:r>
+        <w:rPr>
+          <w:rFonts w:ascii="Consolas" w:hAnsi="Consolas"/>
+          <w:sz w:val="19"/>
+        </w:rPr>
+        <w:t>U=diag(d)·C·diag(d)</w:t>
+      </w:r>
+      <w:r>
+        <w:t xml:space="preserve">, </w:t>
+      </w:r>
+      <w:r>
+        <w:rPr>
+          <w:rFonts w:ascii="Consolas" w:hAnsi="Consolas"/>
+          <w:sz w:val="19"/>
+        </w:rPr>
+        <w:t>u=sqrtm(U)</w:t>
+      </w:r>
+      <w:r>
+        <w:t xml:space="preserve">, </w:t>
+      </w:r>
+      <w:r>
+        <w:rPr>
+          <w:rFonts w:ascii="Consolas" w:hAnsi="Consolas"/>
+          <w:sz w:val="19"/>
+        </w:rPr>
+        <w:t>q=u⁻¹·diag(d)·c</w:t>
+      </w:r>
+      <w:r>
+        <w:t xml:space="preserve">, </w:t>
+      </w:r>
+      <w:r>
+        <w:rPr>
+          <w:rFonts w:ascii="Consolas" w:hAnsi="Consolas"/>
+          <w:sz w:val="19"/>
+        </w:rPr>
+        <w:t>d=diag(q·c)</w:t>
+      </w:r>
+      <w:r>
+        <w:t xml:space="preserve">, </w:t>
+      </w:r>
+      <w:r>
+        <w:rPr>
+          <w:rFonts w:ascii="Consolas" w:hAnsi="Consolas"/>
+          <w:sz w:val="19"/>
+        </w:rPr>
+        <w:t>π=diag(d)·q</w:t>
+      </w:r>
+      <w:r>
+        <w:t>;</w:t>
+      </w:r>
+    </w:p>
+    <w:p>
+      <w:r>
+        <w:t xml:space="preserve">stop when </w:t>
+      </w:r>
+      <w:r>
+        <w:rPr>
+          <w:rFonts w:ascii="Consolas" w:hAnsi="Consolas"/>
+          <w:sz w:val="19"/>
+        </w:rPr>
+        <w:t>|‖c−π‖_F change| / ‖c−π‖_F / n ≤ 1e-8</w:t>
+      </w:r>
+      <w:r>
+        <w:t xml:space="preserve">. Torsion </w:t>
+      </w:r>
+      <w:r>
+        <w:rPr>
+          <w:rFonts w:ascii="Consolas" w:hAnsi="Consolas"/>
+          <w:sz w:val="19"/>
+        </w:rPr>
+        <w:t>t = diag(s)·(π·c⁻¹)·diag(1/s)</w:t>
+      </w:r>
+      <w:r>
+        <w:t>.</w:t>
+      </w:r>
+    </w:p>
+    <w:p>
+      <w:r>
+        <w:t xml:space="preserve">(Approximate one-shot: </w:t>
+      </w:r>
+      <w:r>
+        <w:rPr>
+          <w:rFonts w:ascii="Consolas" w:hAnsi="Consolas"/>
+          <w:sz w:val="19"/>
+        </w:rPr>
+        <w:t>t = diag(s)·C^{-1/2}·diag(1/s)</w:t>
+      </w:r>
+      <w:r>
+        <w:t>.)</w:t>
+      </w:r>
+    </w:p>
+    <w:p>
+      <w:r>
+        <w:rPr>
+          <w:b/>
+        </w:rPr>
+        <w:t>12.5 Effective Number of Bets (`diversification/metrics.py`).</w:t>
+      </w:r>
+    </w:p>
+    <w:p>
+      <w:r>
+        <w:t xml:space="preserve">Diversification distribution </w:t>
+      </w:r>
+      <w:r>
+        <w:rPr>
+          <w:rFonts w:ascii="Consolas" w:hAnsi="Consolas"/>
+          <w:sz w:val="19"/>
+        </w:rPr>
+        <w:t>p = (tᵀ)⁻¹b ⊙ (t·Σ·b) / (bᵀΣb)</w:t>
+      </w:r>
+      <w:r>
+        <w:t xml:space="preserve"> (so </w:t>
+      </w:r>
+      <w:r>
+        <w:rPr>
+          <w:rFonts w:ascii="Consolas" w:hAnsi="Consolas"/>
+          <w:sz w:val="19"/>
+        </w:rPr>
+        <w:t>Σpᵢ=1</w:t>
+      </w:r>
+      <w:r>
+        <w:t>);</w:t>
+      </w:r>
+    </w:p>
+    <w:p>
+      <w:r>
+        <w:rPr>
+          <w:rFonts w:ascii="Consolas" w:hAnsi="Consolas"/>
+          <w:sz w:val="19"/>
+        </w:rPr>
+        <w:t>ENB = exp(−Σ pᵢ ln pᵢ)</w:t>
+      </w:r>
+      <w:r>
+        <w:t xml:space="preserve">. Entropy guard: replace </w:t>
+      </w:r>
+      <w:r>
+        <w:rPr>
+          <w:rFonts w:ascii="Consolas" w:hAnsi="Consolas"/>
+          <w:sz w:val="19"/>
+        </w:rPr>
+        <w:t>pᵢ ln pᵢ</w:t>
+      </w:r>
+      <w:r>
+        <w:t xml:space="preserve"> with</w:t>
+      </w:r>
+    </w:p>
+    <w:p>
+      <w:r>
+        <w:rPr>
+          <w:rFonts w:ascii="Consolas" w:hAnsi="Consolas"/>
+          <w:sz w:val="19"/>
+        </w:rPr>
+        <w:t>pᵢ ln(1 + (pᵢ−1)·[pᵢ&gt;1e-5])</w:t>
+      </w:r>
+      <w:r>
+        <w:t xml:space="preserve"> to avoid </w:t>
+      </w:r>
+      <w:r>
+        <w:rPr>
+          <w:rFonts w:ascii="Consolas" w:hAnsi="Consolas"/>
+          <w:sz w:val="19"/>
+        </w:rPr>
+        <w:t>ln(0)</w:t>
+      </w:r>
+      <w:r>
+        <w:t xml:space="preserve">. Sanity: </w:t>
+      </w:r>
+      <w:r>
+        <w:rPr>
+          <w:rFonts w:ascii="Consolas" w:hAnsi="Consolas"/>
+          <w:sz w:val="19"/>
+        </w:rPr>
+        <w:t>1/N</w:t>
+      </w:r>
+      <w:r>
+        <w:t xml:space="preserve"> over </w:t>
+      </w:r>
+      <w:r>
+        <w:rPr>
+          <w:rFonts w:ascii="Consolas" w:hAnsi="Consolas"/>
+          <w:sz w:val="19"/>
+        </w:rPr>
+        <w:t>N</w:t>
+      </w:r>
+      <w:r>
+        <w:t xml:space="preserve"> uncorrelated</w:t>
+      </w:r>
+    </w:p>
+    <w:p>
+      <w:r>
+        <w:t xml:space="preserve">unit-variance assets ⇒ </w:t>
+      </w:r>
+      <w:r>
+        <w:rPr>
+          <w:rFonts w:ascii="Consolas" w:hAnsi="Consolas"/>
+          <w:sz w:val="19"/>
+        </w:rPr>
+        <w:t>ENB≈N</w:t>
+      </w:r>
+      <w:r>
+        <w:t xml:space="preserve">; fully correlated ⇒ </w:t>
+      </w:r>
+      <w:r>
+        <w:rPr>
+          <w:rFonts w:ascii="Consolas" w:hAnsi="Consolas"/>
+          <w:sz w:val="19"/>
+        </w:rPr>
+        <w:t>ENB≈1</w:t>
+      </w:r>
+      <w:r>
+        <w:t>.</w:t>
+      </w:r>
+    </w:p>
+    <w:p>
+      <w:r>
+        <w:rPr>
+          <w:b/>
+        </w:rPr>
+        <w:t>12.6 HRP (`clustered/hrp.py`).</w:t>
+      </w:r>
+      <w:r>
+        <w:t xml:space="preserve"> Distance </w:t>
+      </w:r>
+      <w:r>
+        <w:rPr>
+          <w:rFonts w:ascii="Consolas" w:hAnsi="Consolas"/>
+          <w:sz w:val="19"/>
+        </w:rPr>
+        <w:t>Dᵢⱼ=√(½(1−ρᵢⱼ))</w:t>
+      </w:r>
+      <w:r>
+        <w:t xml:space="preserve"> → </w:t>
+      </w:r>
+      <w:r>
+        <w:rPr>
+          <w:rFonts w:ascii="Consolas" w:hAnsi="Consolas"/>
+          <w:sz w:val="19"/>
+        </w:rPr>
+        <w:t>scipy.cluster.hierarchy.linkage</w:t>
+      </w:r>
+    </w:p>
+    <w:p>
+      <w:r>
+        <w:t xml:space="preserve">→ </w:t>
+      </w:r>
+      <w:r>
+        <w:rPr>
+          <w:rFonts w:ascii="Consolas" w:hAnsi="Consolas"/>
+          <w:sz w:val="19"/>
+        </w:rPr>
+        <w:t>leaves_list</w:t>
+      </w:r>
+      <w:r>
+        <w:t xml:space="preserve"> quasi-diagonalization → recursive bisection splitting capital</w:t>
+      </w:r>
+    </w:p>
+    <w:p>
+      <w:r>
+        <w:t>inversely to cluster risk, inverse-variance weights within clusters. No matrix</w:t>
+      </w:r>
+    </w:p>
+    <w:p>
+      <w:r>
+        <w:t>inversion (works on singular Σ).</w:t>
+      </w:r>
+    </w:p>
+    <w:p>
+      <w:r>
+        <w:rPr>
+          <w:b/>
+        </w:rPr>
+        <w:t>12.7 Black-Litterman (`riskmodel/black_litterman.py`).</w:t>
+      </w:r>
+    </w:p>
+    <w:p>
+      <w:pPr>
+        <w:pStyle w:val="ListBullet"/>
+      </w:pPr>
+      <w:r>
+        <w:t xml:space="preserve">Prior (reverse optimization): </w:t>
+      </w:r>
+      <w:r>
+        <w:rPr>
+          <w:rFonts w:ascii="Consolas" w:hAnsi="Consolas"/>
+          <w:sz w:val="19"/>
+        </w:rPr>
+        <w:t>Π = δ·Σ·w_mkt</w:t>
+      </w:r>
+      <w:r>
+        <w:t xml:space="preserve"> (+</w:t>
+      </w:r>
+      <w:r>
+        <w:rPr>
+          <w:rFonts w:ascii="Consolas" w:hAnsi="Consolas"/>
+          <w:sz w:val="19"/>
+        </w:rPr>
+        <w:t>r_f</w:t>
+      </w:r>
+      <w:r>
+        <w:t>); market-implied</w:t>
+      </w:r>
+    </w:p>
+    <w:p>
+      <w:r>
+        <w:rPr>
+          <w:rFonts w:ascii="Consolas" w:hAnsi="Consolas"/>
+          <w:sz w:val="19"/>
+        </w:rPr>
+        <w:t>δ = (E[R_m] − r_f)/σ_m²</w:t>
+      </w:r>
+      <w:r>
+        <w:t>.</w:t>
+      </w:r>
+    </w:p>
+    <w:p>
+      <w:pPr>
+        <w:pStyle w:val="ListBullet"/>
+      </w:pPr>
+      <w:r>
+        <w:t>Posterior returns (He–Litterman, solved as a linear system, NOT by inverting):</w:t>
+      </w:r>
+    </w:p>
+    <w:p>
+      <w:r>
+        <w:t xml:space="preserve">let </w:t>
+      </w:r>
+      <w:r>
+        <w:rPr>
+          <w:rFonts w:ascii="Consolas" w:hAnsi="Consolas"/>
+          <w:sz w:val="19"/>
+        </w:rPr>
+        <w:t>τΣP = τ·Σ·Pᵀ</w:t>
+      </w:r>
+      <w:r>
+        <w:t xml:space="preserve">, </w:t>
+      </w:r>
+      <w:r>
+        <w:rPr>
+          <w:rFonts w:ascii="Consolas" w:hAnsi="Consolas"/>
+          <w:sz w:val="19"/>
+        </w:rPr>
+        <w:t>A = P·(τΣP) + Ω</w:t>
+      </w:r>
+      <w:r>
+        <w:t xml:space="preserve">, </w:t>
+      </w:r>
+      <w:r>
+        <w:rPr>
+          <w:rFonts w:ascii="Consolas" w:hAnsi="Consolas"/>
+          <w:sz w:val="19"/>
+        </w:rPr>
+        <w:t>b = Q − P·Π</w:t>
+      </w:r>
+      <w:r>
+        <w:t>; then</w:t>
+      </w:r>
+    </w:p>
+    <w:p>
+      <w:r>
+        <w:rPr>
+          <w:rFonts w:ascii="Consolas" w:hAnsi="Consolas"/>
+          <w:sz w:val="19"/>
+        </w:rPr>
+        <w:t>E(R) = Π + (τΣP)·solve(A, b)</w:t>
+      </w:r>
+      <w:r>
+        <w:t xml:space="preserve"> (fall back to </w:t>
+      </w:r>
+      <w:r>
+        <w:rPr>
+          <w:rFonts w:ascii="Consolas" w:hAnsi="Consolas"/>
+          <w:sz w:val="19"/>
+        </w:rPr>
+        <w:t>lstsq</w:t>
+      </w:r>
+      <w:r>
+        <w:t xml:space="preserve"> if </w:t>
+      </w:r>
+      <w:r>
+        <w:rPr>
+          <w:rFonts w:ascii="Consolas" w:hAnsi="Consolas"/>
+          <w:sz w:val="19"/>
+        </w:rPr>
+        <w:t>A</w:t>
+      </w:r>
+      <w:r>
+        <w:t xml:space="preserve"> singular).</w:t>
+      </w:r>
+    </w:p>
+    <w:p>
+      <w:pPr>
+        <w:pStyle w:val="ListBullet"/>
+      </w:pPr>
+      <w:r>
+        <w:t xml:space="preserve">Posterior covariance: </w:t>
+      </w:r>
+      <w:r>
+        <w:rPr>
+          <w:rFonts w:ascii="Consolas" w:hAnsi="Consolas"/>
+          <w:sz w:val="19"/>
+        </w:rPr>
+        <w:t>Σ_post = Σ + [τΣ − (τΣP)·solve(A, (τΣP)ᵀ)]</w:t>
+      </w:r>
+      <w:r>
+        <w:t>.</w:t>
+      </w:r>
+    </w:p>
+    <w:p>
+      <w:pPr>
+        <w:pStyle w:val="ListBullet"/>
+      </w:pPr>
+      <w:r>
+        <w:t xml:space="preserve">Default view uncertainty: </w:t>
+      </w:r>
+      <w:r>
+        <w:rPr>
+          <w:rFonts w:ascii="Consolas" w:hAnsi="Consolas"/>
+          <w:sz w:val="19"/>
+        </w:rPr>
+        <w:t>Ω = diag(diag(τ·P·Σ·Pᵀ))</w:t>
+      </w:r>
+      <w:r>
+        <w:t xml:space="preserve"> (τ cancels); Idzorek option</w:t>
+      </w:r>
+    </w:p>
+    <w:p>
+      <w:r>
+        <w:t xml:space="preserve">maps a per-view confidence∈[0,1] to </w:t>
+      </w:r>
+      <w:r>
+        <w:rPr>
+          <w:rFonts w:ascii="Consolas" w:hAnsi="Consolas"/>
+          <w:sz w:val="19"/>
+        </w:rPr>
+        <w:t>Ω</w:t>
+      </w:r>
+      <w:r>
+        <w:t xml:space="preserve">. Implied weights </w:t>
+      </w:r>
+      <w:r>
+        <w:rPr>
+          <w:rFonts w:ascii="Consolas" w:hAnsi="Consolas"/>
+          <w:sz w:val="19"/>
+        </w:rPr>
+        <w:t>w = (δΣ)⁻¹·E(R)</w:t>
+      </w:r>
+      <w:r>
+        <w:t>,</w:t>
+      </w:r>
+    </w:p>
+    <w:p>
+      <w:r>
+        <w:t xml:space="preserve">normalized. Defaults </w:t>
+      </w:r>
+      <w:r>
+        <w:rPr>
+          <w:rFonts w:ascii="Consolas" w:hAnsi="Consolas"/>
+          <w:sz w:val="19"/>
+        </w:rPr>
+        <w:t>τ=0.05</w:t>
+      </w:r>
+      <w:r>
+        <w:t xml:space="preserve">. Absolute-views dict → one-hot </w:t>
+      </w:r>
+      <w:r>
+        <w:rPr>
+          <w:rFonts w:ascii="Consolas" w:hAnsi="Consolas"/>
+          <w:sz w:val="19"/>
+        </w:rPr>
+        <w:t>P</w:t>
+      </w:r>
+      <w:r>
+        <w:t xml:space="preserve">, </w:t>
+      </w:r>
+      <w:r>
+        <w:rPr>
+          <w:rFonts w:ascii="Consolas" w:hAnsi="Consolas"/>
+          <w:sz w:val="19"/>
+        </w:rPr>
+        <w:t>Q</w:t>
+      </w:r>
+      <w:r>
+        <w:t>.</w:t>
+      </w:r>
+    </w:p>
+    <w:p>
+      <w:r>
+        <w:br w:type="page"/>
+      </w:r>
+    </w:p>
+    <w:p>
+      <w:pPr>
+        <w:pStyle w:val="Heading1"/>
+      </w:pPr>
+      <w:r>
+        <w:t>Part II — Agent Prompt Pack</w:t>
+      </w:r>
+    </w:p>
+    <w:p>
+      <w:pPr>
+        <w:pStyle w:val="Heading1"/>
+      </w:pPr>
+      <w:r>
+        <w:t>Agent Prompt Pack</w:t>
+      </w:r>
+    </w:p>
+    <w:p>
+      <w:r>
+        <w:t>Self-contained prompts for each build agent of the Portfolio Risk Budgeting</w:t>
+      </w:r>
+    </w:p>
+    <w:p>
+      <w:r>
+        <w:t xml:space="preserve">system. Each agent reads </w:t>
+      </w:r>
+      <w:r>
+        <w:rPr>
+          <w:rFonts w:ascii="Consolas" w:hAnsi="Consolas"/>
+          <w:sz w:val="19"/>
+        </w:rPr>
+        <w:t>docs/BUILD_PLAN.md</w:t>
+      </w:r>
+      <w:r>
+        <w:t xml:space="preserve"> first, then its own prompt below.</w:t>
+      </w:r>
+    </w:p>
+    <w:p>
+      <w:r>
+        <w:rPr>
+          <w:b/>
+        </w:rPr>
+        <w:t>Dispatch order</w:t>
+      </w:r>
+    </w:p>
+    <w:p>
+      <w:pPr>
+        <w:pStyle w:val="ListBullet"/>
+      </w:pPr>
+      <w:r>
+        <w:t xml:space="preserve">Wave 0: Agent 0 (Foundation) — ✅ done; published the </w:t>
+      </w:r>
+      <w:r>
+        <w:rPr>
+          <w:rFonts w:ascii="Consolas" w:hAnsi="Consolas"/>
+          <w:sz w:val="19"/>
+        </w:rPr>
+        <w:t>core/</w:t>
+      </w:r>
+      <w:r>
+        <w:t xml:space="preserve"> contracts.</w:t>
+      </w:r>
+    </w:p>
+    <w:p>
+      <w:pPr>
+        <w:pStyle w:val="ListBullet"/>
+      </w:pPr>
+      <w:r>
+        <w:t>Wave 0.5: Agent 0.5 (Core extension) — quick additive contracts (</w:t>
+      </w:r>
+      <w:r>
+        <w:rPr>
+          <w:rFonts w:ascii="Consolas" w:hAnsi="Consolas"/>
+          <w:sz w:val="19"/>
+        </w:rPr>
+        <w:t>ExpectedReturns</w:t>
+      </w:r>
+      <w:r>
+        <w:t>,</w:t>
+      </w:r>
+    </w:p>
+    <w:p>
+      <w:r>
+        <w:rPr>
+          <w:rFonts w:ascii="Consolas" w:hAnsi="Consolas"/>
+          <w:sz w:val="19"/>
+        </w:rPr>
+        <w:t>MeanModel</w:t>
+      </w:r>
+      <w:r>
+        <w:t xml:space="preserve">, </w:t>
+      </w:r>
+      <w:r>
+        <w:rPr>
+          <w:rFonts w:ascii="Consolas" w:hAnsi="Consolas"/>
+          <w:sz w:val="19"/>
+        </w:rPr>
+        <w:t>PortfolioConstructor</w:t>
+      </w:r>
+      <w:r>
+        <w:t xml:space="preserve">, </w:t>
+      </w:r>
+      <w:r>
+        <w:rPr>
+          <w:rFonts w:ascii="Consolas" w:hAnsi="Consolas"/>
+          <w:sz w:val="19"/>
+        </w:rPr>
+        <w:t>Allocator</w:t>
+      </w:r>
+      <w:r>
+        <w:t>). Must land before Wave 1.</w:t>
+      </w:r>
+    </w:p>
+    <w:p>
+      <w:pPr>
+        <w:pStyle w:val="ListBullet"/>
+      </w:pPr>
+      <w:r>
+        <w:t>Wave 1: Agents 1, 2, 3, 4, 9 — run in parallel.</w:t>
+      </w:r>
+    </w:p>
+    <w:p>
+      <w:pPr>
+        <w:pStyle w:val="ListBullet"/>
+      </w:pPr>
+      <w:r>
+        <w:t>Wave 2: Agents 5, 6, 8.</w:t>
+      </w:r>
+    </w:p>
+    <w:p>
+      <w:pPr>
+        <w:pStyle w:val="ListBullet"/>
+      </w:pPr>
+      <w:r>
+        <w:t>Wave 3: Agents 7, 11 (11 assembles the spec/registry/public API and proves the</w:t>
+      </w:r>
+    </w:p>
+    <w:p>
+      <w:r>
+        <w:t>pipeline end-to-end; it should land alongside or just after 7).</w:t>
+      </w:r>
+    </w:p>
+    <w:p>
+      <w:r>
+        <w:t xml:space="preserve">Every prompt shares this </w:t>
+      </w:r>
+      <w:r>
+        <w:rPr>
+          <w:b/>
+        </w:rPr>
+        <w:t>common preamble</w:t>
+      </w:r>
+      <w:r>
+        <w:t xml:space="preserve"> (prepend when dispatching):</w:t>
       </w:r>
     </w:p>
     <w:p>
@@ -4351,2463 +6880,6 @@
         <w:rPr>
           <w:i/>
         </w:rPr>
-        <w:t>90% coverage. Where a reference library exists (</w:t>
-      </w:r>
-      <w:r>
-        <w:rPr>
-          <w:rFonts w:ascii="Consolas" w:hAnsi="Consolas"/>
-          <w:i/>
-          <w:sz w:val="19"/>
-        </w:rPr>
-        <w:t>riskparityportfolio</w:t>
-      </w:r>
-      <w:r>
-        <w:rPr>
-          <w:i/>
-        </w:rPr>
-        <w:t xml:space="preserve">, </w:t>
-      </w:r>
-      <w:r>
-        <w:rPr>
-          <w:rFonts w:ascii="Consolas" w:hAnsi="Consolas"/>
-          <w:i/>
-          <w:sz w:val="19"/>
-        </w:rPr>
-        <w:t>pyportfolioopt</w:t>
-      </w:r>
-      <w:r>
-        <w:rPr>
-          <w:i/>
-        </w:rPr>
-        <w:t>,</w:t>
-      </w:r>
-    </w:p>
-    <w:p>
-      <w:r>
-        <w:rPr>
-          <w:rFonts w:ascii="Consolas" w:hAnsi="Consolas"/>
-          <w:sz w:val="19"/>
-        </w:rPr>
-        <w:t>pyrb</w:t>
-      </w:r>
-      <w:r>
-        <w:t xml:space="preserve">), add an </w:t>
-      </w:r>
-      <w:r>
-        <w:rPr>
-          <w:b/>
-        </w:rPr>
-        <w:t>optional, skippable</w:t>
-      </w:r>
-      <w:r>
-        <w:t xml:space="preserve"> cross-check test (</w:t>
-      </w:r>
-      <w:r>
-        <w:rPr>
-          <w:rFonts w:ascii="Consolas" w:hAnsi="Consolas"/>
-          <w:sz w:val="19"/>
-        </w:rPr>
-        <w:t>pytest.importorskip</w:t>
-      </w:r>
-      <w:r>
-        <w:t>) — dev</w:t>
-      </w:r>
-    </w:p>
-    <w:p>
-      <w:r>
-        <w:t>dependency only, never a runtime import.</w:t>
-      </w:r>
-    </w:p>
-    <w:p>
-      <w:pPr>
-        <w:pStyle w:val="ListBullet"/>
-      </w:pPr>
-      <w:r>
-        <w:t xml:space="preserve">Code must pass </w:t>
-      </w:r>
-      <w:r>
-        <w:rPr>
-          <w:rFonts w:ascii="Consolas" w:hAnsi="Consolas"/>
-          <w:sz w:val="19"/>
-        </w:rPr>
-        <w:t>ruff check</w:t>
-      </w:r>
-      <w:r>
-        <w:t xml:space="preserve">, </w:t>
-      </w:r>
-      <w:r>
-        <w:rPr>
-          <w:rFonts w:ascii="Consolas" w:hAnsi="Consolas"/>
-          <w:sz w:val="19"/>
-        </w:rPr>
-        <w:t>ruff format --check</w:t>
-      </w:r>
-      <w:r>
-        <w:t xml:space="preserve">, </w:t>
-      </w:r>
-      <w:r>
-        <w:rPr>
-          <w:rFonts w:ascii="Consolas" w:hAnsi="Consolas"/>
-          <w:sz w:val="19"/>
-        </w:rPr>
-        <w:t>mypy</w:t>
-      </w:r>
-      <w:r>
-        <w:t xml:space="preserve">, and </w:t>
-      </w:r>
-      <w:r>
-        <w:rPr>
-          <w:rFonts w:ascii="Consolas" w:hAnsi="Consolas"/>
-          <w:sz w:val="19"/>
-        </w:rPr>
-        <w:t>pytest</w:t>
-      </w:r>
-      <w:r>
-        <w:t>. **Run all</w:t>
-      </w:r>
-    </w:p>
-    <w:p>
-      <w:r>
-        <w:t xml:space="preserve">gates via </w:t>
-      </w:r>
-      <w:r>
-        <w:rPr>
-          <w:rFonts w:ascii="Consolas" w:hAnsi="Consolas"/>
-          <w:sz w:val="19"/>
-        </w:rPr>
-        <w:t>.venv/bin/...</w:t>
-      </w:r>
-      <w:r>
-        <w:t>** — the base interpreter lacks numpy/pandas and the deps.</w:t>
-      </w:r>
-    </w:p>
-    <w:p>
-      <w:pPr>
-        <w:pStyle w:val="ListBullet"/>
-      </w:pPr>
-      <w:r>
-        <w:t>The synthetic data source is the offline backbone — your tests must not need network.</w:t>
-      </w:r>
-    </w:p>
-    <w:p>
-      <w:pPr>
-        <w:pStyle w:val="Heading2"/>
-      </w:pPr>
-      <w:r>
-        <w:t>7. Acceptance criteria (definition of done, per area)</w:t>
-      </w:r>
-    </w:p>
-    <w:p>
-      <w:pPr>
-        <w:pStyle w:val="ListBullet"/>
-      </w:pPr>
-      <w:r>
-        <w:rPr>
-          <w:b/>
-        </w:rPr>
-        <w:t>Foundation:</w:t>
-      </w:r>
-      <w:r>
-        <w:t xml:space="preserve"> </w:t>
-      </w:r>
-      <w:r>
-        <w:rPr>
-          <w:rFonts w:ascii="Consolas" w:hAnsi="Consolas"/>
-          <w:sz w:val="19"/>
-        </w:rPr>
-        <w:t>pip install -e .</w:t>
-      </w:r>
-      <w:r>
-        <w:t xml:space="preserve"> works; </w:t>
-      </w:r>
-      <w:r>
-        <w:rPr>
-          <w:rFonts w:ascii="Consolas" w:hAnsi="Consolas"/>
-          <w:sz w:val="19"/>
-        </w:rPr>
-        <w:t>pytest</w:t>
-      </w:r>
-      <w:r>
-        <w:t xml:space="preserve"> runs (even if empty); CI green; all interfaces importable.</w:t>
-      </w:r>
-    </w:p>
-    <w:p>
-      <w:pPr>
-        <w:pStyle w:val="ListBullet"/>
-      </w:pPr>
-      <w:r>
-        <w:rPr>
-          <w:b/>
-        </w:rPr>
-        <w:t>Data:</w:t>
-      </w:r>
-      <w:r>
-        <w:t xml:space="preserve"> synthetic generator produces a covariance-consistent return matrix; CSV round-trips; adapters satisfy </w:t>
-      </w:r>
-      <w:r>
-        <w:rPr>
-          <w:rFonts w:ascii="Consolas" w:hAnsi="Consolas"/>
-          <w:sz w:val="19"/>
-        </w:rPr>
-        <w:t>DataSource</w:t>
-      </w:r>
-      <w:r>
-        <w:t>.</w:t>
-      </w:r>
-    </w:p>
-    <w:p>
-      <w:pPr>
-        <w:pStyle w:val="ListBullet"/>
-      </w:pPr>
-      <w:r>
-        <w:rPr>
-          <w:b/>
-        </w:rPr>
-        <w:t>Risk model:</w:t>
-      </w:r>
-      <w:r>
-        <w:t xml:space="preserve"> estimators return symmetric PSD matrices (the PSD fix repairs a deliberately indefinite input); shrinkage reduces condition number on ill-conditioned input; </w:t>
-      </w:r>
-      <w:r>
-        <w:rPr>
-          <w:b/>
-        </w:rPr>
-        <w:t>Black-Litterman with empty views returns the prior `Π`, a confident view moves the posterior toward `Q`, and the posterior is computed by solving a linear system (no explicit inverse)</w:t>
-      </w:r>
-      <w:r>
-        <w:t>; cross-checked vs. numpy reference.</w:t>
-      </w:r>
-    </w:p>
-    <w:p>
-      <w:pPr>
-        <w:pStyle w:val="ListBullet"/>
-      </w:pPr>
-      <w:r>
-        <w:rPr>
-          <w:b/>
-        </w:rPr>
-        <w:t>Budgeting/optimizer:</w:t>
-      </w:r>
-      <w:r>
-        <w:t xml:space="preserve"> for ERC on a known 2–3 asset case, solved TRCs are equal within tol; convex and scipy solvers agree; constraints respected.</w:t>
-      </w:r>
-    </w:p>
-    <w:p>
-      <w:pPr>
-        <w:pStyle w:val="ListBullet"/>
-      </w:pPr>
-      <w:r>
-        <w:rPr>
-          <w:b/>
-        </w:rPr>
-        <w:t>Optimizers (classical):</w:t>
-      </w:r>
-      <w:r>
-        <w:t xml:space="preserve"> GMV minimizes variance vs. random portfolios; MSR maximizes Sharpe on a toy 2-asset case with a known analytic tangency; efficient frontier is monotone and convex.</w:t>
-      </w:r>
-    </w:p>
-    <w:p>
-      <w:pPr>
-        <w:pStyle w:val="ListBullet"/>
-      </w:pPr>
-      <w:r>
-        <w:rPr>
-          <w:b/>
-        </w:rPr>
-        <w:t>Backtester:</w:t>
-      </w:r>
-      <w:r>
-        <w:t xml:space="preserve"> reproducible equity curve on synthetic data; turnover and costs applied; no look-ahead (estimation uses only past window); runs any </w:t>
-      </w:r>
-      <w:r>
-        <w:rPr>
-          <w:rFonts w:ascii="Consolas" w:hAnsi="Consolas"/>
-          <w:sz w:val="19"/>
-        </w:rPr>
-        <w:t>PortfolioConstructor</w:t>
-      </w:r>
-      <w:r>
-        <w:t xml:space="preserve"> (ERC, GMV, MSR, equal-weight) through one interface for head-to-head comparison.</w:t>
-      </w:r>
-    </w:p>
-    <w:p>
-      <w:pPr>
-        <w:pStyle w:val="ListBullet"/>
-      </w:pPr>
-      <w:r>
-        <w:rPr>
-          <w:b/>
-        </w:rPr>
-        <w:t>Analytics:</w:t>
-      </w:r>
-      <w:r>
-        <w:t xml:space="preserve"> metrics match hand-computed references on a toy series; risk attribution sums to total risk; VaR ordering sanity (Cornish-Fisher ≥ Gaussian when left-skewed/fat-tailed); </w:t>
-      </w:r>
-      <w:r>
-        <w:rPr>
-          <w:rFonts w:ascii="Consolas" w:hAnsi="Consolas"/>
-          <w:sz w:val="19"/>
-        </w:rPr>
-        <w:t>summary_stats</w:t>
-      </w:r>
-      <w:r>
-        <w:t xml:space="preserve"> reproduces the per-strategy table.</w:t>
-      </w:r>
-    </w:p>
-    <w:p>
-      <w:pPr>
-        <w:pStyle w:val="ListBullet"/>
-      </w:pPr>
-      <w:r>
-        <w:rPr>
-          <w:b/>
-        </w:rPr>
-        <w:t>Diversification:</w:t>
-      </w:r>
-      <w:r>
-        <w:t xml:space="preserve"> ENB of an equal-weight portfolio of </w:t>
-      </w:r>
-      <w:r>
-        <w:rPr>
-          <w:rFonts w:ascii="Consolas" w:hAnsi="Consolas"/>
-          <w:sz w:val="19"/>
-        </w:rPr>
-        <w:t>k</w:t>
-      </w:r>
-      <w:r>
-        <w:t xml:space="preserve"> independent factors ≈ </w:t>
-      </w:r>
-      <w:r>
-        <w:rPr>
-          <w:rFonts w:ascii="Consolas" w:hAnsi="Consolas"/>
-          <w:sz w:val="19"/>
-        </w:rPr>
-        <w:t>k</w:t>
-      </w:r>
-      <w:r>
-        <w:t>; ENB ≤ N always; minimum-torsion factors are uncorrelated (off-diagonal of their correlation ≈ 0); MDP maximizes the diversification ratio vs. random portfolios; max-ENB ≥ ENB of GMV/equal-weight on a correlated fixture.</w:t>
-      </w:r>
-    </w:p>
-    <w:p>
-      <w:pPr>
-        <w:pStyle w:val="ListBullet"/>
-      </w:pPr>
-      <w:r>
-        <w:rPr>
-          <w:b/>
-        </w:rPr>
-        <w:t>Ensemble/conditional:</w:t>
-      </w:r>
-      <w:r>
-        <w:t xml:space="preserve"> the blended weights equal the mean of constituent weights (and the TE overlay reduces ex-ante tracking error vs. the reference); conditional budgets reduce to ERC when the state signal is flat and shift as documented when it is not.</w:t>
-      </w:r>
-    </w:p>
-    <w:p>
-      <w:pPr>
-        <w:pStyle w:val="ListBullet"/>
-      </w:pPr>
-      <w:r>
-        <w:rPr>
-          <w:b/>
-        </w:rPr>
-        <w:t>Dynamic:</w:t>
-      </w:r>
-      <w:r>
-        <w:t xml:space="preserve"> CPPI never breaches its floor on monotone-down synthetic paths; cushion/multiplier math matches a hand-worked step; floor and drawdown allocators respect their constraints; the three-fund PSP/LHP/safe allocator keeps the funding ratio above its floor on synthetic paths.</w:t>
-      </w:r>
-    </w:p>
-    <w:p>
-      <w:pPr>
-        <w:pStyle w:val="ListBullet"/>
-      </w:pPr>
-      <w:r>
-        <w:rPr>
-          <w:b/>
-        </w:rPr>
-        <w:t>Simulation:</w:t>
-      </w:r>
-      <w:r>
-        <w:t xml:space="preserve"> GBM mean/vol of simulated log-returns match the parameterization within sampling error; </w:t>
-      </w:r>
-      <w:r>
-        <w:rPr>
-          <w:rFonts w:ascii="Consolas" w:hAnsi="Consolas"/>
-          <w:sz w:val="19"/>
-        </w:rPr>
-        <w:t>terminal_stats</w:t>
-      </w:r>
-      <w:r>
-        <w:t xml:space="preserve"> summarizes scenarios correctly.</w:t>
-      </w:r>
-    </w:p>
-    <w:p>
-      <w:pPr>
-        <w:pStyle w:val="ListBullet"/>
-      </w:pPr>
-      <w:r>
-        <w:rPr>
-          <w:b/>
-        </w:rPr>
-        <w:t>API/dashboard:</w:t>
-      </w:r>
-      <w:r>
-        <w:t xml:space="preserve"> </w:t>
-      </w:r>
-      <w:r>
-        <w:rPr>
-          <w:rFonts w:ascii="Consolas" w:hAnsi="Consolas"/>
-          <w:sz w:val="19"/>
-        </w:rPr>
-        <w:t>/construct</w:t>
-      </w:r>
-      <w:r>
-        <w:t xml:space="preserve"> and </w:t>
-      </w:r>
-      <w:r>
-        <w:rPr>
-          <w:rFonts w:ascii="Consolas" w:hAnsi="Consolas"/>
-          <w:sz w:val="19"/>
-        </w:rPr>
-        <w:t>/backtest</w:t>
-      </w:r>
-      <w:r>
-        <w:t xml:space="preserve"> endpoints return valid schemas; method selectable across the full set (ERC/risk-budget, GMV, MSR, Efficient-MSR, Black-Litterman, MDP, max-ENB, HRP, ensemble, equal-weight); dashboard renders weights, risk-contribution bars, ENB/diversification-ratio, equity curve, drawdown, and a summary-stats table comparing the chosen method against a benchmark.</w:t>
-      </w:r>
-    </w:p>
-    <w:p>
-      <w:pPr>
-        <w:pStyle w:val="ListBullet"/>
-      </w:pPr>
-      <w:r>
-        <w:rPr>
-          <w:b/>
-        </w:rPr>
-        <w:t>Integration/glue:</w:t>
-      </w:r>
-      <w:r>
-        <w:t xml:space="preserve"> a </w:t>
-      </w:r>
-      <w:r>
-        <w:rPr>
-          <w:rFonts w:ascii="Consolas" w:hAnsi="Consolas"/>
-          <w:sz w:val="19"/>
-        </w:rPr>
-        <w:t>StrategySpec</w:t>
-      </w:r>
-      <w:r>
-        <w:t xml:space="preserve"> round-trips through </w:t>
-      </w:r>
-      <w:r>
-        <w:rPr>
-          <w:rFonts w:ascii="Consolas" w:hAnsi="Consolas"/>
-          <w:sz w:val="19"/>
-        </w:rPr>
-        <w:t>construct()</w:t>
-      </w:r>
-      <w:r>
-        <w:t xml:space="preserve">, </w:t>
-      </w:r>
-      <w:r>
-        <w:rPr>
-          <w:rFonts w:ascii="Consolas" w:hAnsi="Consolas"/>
-          <w:sz w:val="19"/>
-        </w:rPr>
-        <w:t>backtest()</w:t>
-      </w:r>
-      <w:r>
-        <w:t xml:space="preserve">, and </w:t>
-      </w:r>
-      <w:r>
-        <w:rPr>
-          <w:rFonts w:ascii="Consolas" w:hAnsi="Consolas"/>
-          <w:sz w:val="19"/>
-        </w:rPr>
-        <w:t>compare()</w:t>
-      </w:r>
-      <w:r>
-        <w:t xml:space="preserve">; the registry resolves every method name and raises </w:t>
-      </w:r>
-      <w:r>
-        <w:rPr>
-          <w:rFonts w:ascii="Consolas" w:hAnsi="Consolas"/>
-          <w:sz w:val="19"/>
-        </w:rPr>
-        <w:t>ConfigError</w:t>
-      </w:r>
-      <w:r>
-        <w:t xml:space="preserve"> on an unknown one; the </w:t>
-      </w:r>
-      <w:r>
-        <w:rPr>
-          <w:rFonts w:ascii="Consolas" w:hAnsi="Consolas"/>
-          <w:sz w:val="19"/>
-        </w:rPr>
-        <w:t>examples/</w:t>
-      </w:r>
-      <w:r>
-        <w:t xml:space="preserve"> golden-path script runs end-to-end offline (synthetic data → construct → backtest → analytics → report) in CI; the curated </w:t>
-      </w:r>
-      <w:r>
-        <w:rPr>
-          <w:rFonts w:ascii="Consolas" w:hAnsi="Consolas"/>
-          <w:sz w:val="19"/>
-        </w:rPr>
-        <w:t>riskbudget</w:t>
-      </w:r>
-      <w:r>
-        <w:t xml:space="preserve"> public API imports without pulling optional/dev deps.</w:t>
-      </w:r>
-    </w:p>
-    <w:p>
-      <w:pPr>
-        <w:pStyle w:val="Heading2"/>
-      </w:pPr>
-      <w:r>
-        <w:t>8. Data-source decision (owned by Agent 1)</w:t>
-      </w:r>
-    </w:p>
-    <w:p>
-      <w:r>
-        <w:t xml:space="preserve">Deliverable: </w:t>
-      </w:r>
-      <w:r>
-        <w:rPr>
-          <w:rFonts w:ascii="Consolas" w:hAnsi="Consolas"/>
-          <w:sz w:val="19"/>
-        </w:rPr>
-        <w:t>docs/data-sources.md</w:t>
-      </w:r>
-      <w:r>
-        <w:t xml:space="preserve"> containing a scored evaluation matrix and a</w:t>
-      </w:r>
-    </w:p>
-    <w:p>
-      <w:r>
-        <w:t xml:space="preserve">recommendation, plus one working prototype adapter under </w:t>
-      </w:r>
-      <w:r>
-        <w:rPr>
-          <w:rFonts w:ascii="Consolas" w:hAnsi="Consolas"/>
-          <w:sz w:val="19"/>
-        </w:rPr>
-        <w:t>data/providers/</w:t>
-      </w:r>
-      <w:r>
-        <w:t>.</w:t>
-      </w:r>
-    </w:p>
-    <w:p>
-      <w:r>
-        <w:t>Scoring dimensions: environment network policy compatibility, licensing/ToS,</w:t>
-      </w:r>
-    </w:p>
-    <w:p>
-      <w:r>
-        <w:t>asset-class coverage, history depth, corporate-action / adjusted-close handling,</w:t>
-      </w:r>
-    </w:p>
-    <w:p>
-      <w:r>
-        <w:t>survivorship bias, rate limits, API ergonomics, key management.</w:t>
-      </w:r>
-    </w:p>
-    <w:p>
-      <w:r>
-        <w:t>Candidate set to evaluate: synthetic (baseline, always ships), CSV/parquet,</w:t>
-      </w:r>
-    </w:p>
-    <w:p>
-      <w:r>
-        <w:t>Tiingo (free tier), yfinance, Stooq, Alpha Vantage, FRED (factor/macro overlay),</w:t>
-      </w:r>
-    </w:p>
-    <w:p>
-      <w:r>
-        <w:t>and one paid option (Polygon/EOD) noted for a future real-money path.</w:t>
-      </w:r>
-    </w:p>
-    <w:p>
-      <w:r>
-        <w:t>Recommended default direction (validate, don't assume): ship synthetic + CSV as</w:t>
-      </w:r>
-    </w:p>
-    <w:p>
-      <w:r>
-        <w:t xml:space="preserve">the always-works core, add </w:t>
-      </w:r>
-      <w:r>
-        <w:rPr>
-          <w:b/>
-        </w:rPr>
-        <w:t>Tiingo free tier</w:t>
-      </w:r>
-      <w:r>
-        <w:t xml:space="preserve"> as the first real adapter with</w:t>
-      </w:r>
-    </w:p>
-    <w:p>
-      <w:r>
-        <w:rPr>
-          <w:b/>
-        </w:rPr>
-        <w:t>yfinance</w:t>
-      </w:r>
-      <w:r>
-        <w:t xml:space="preserve"> as a convenience fallback.</w:t>
-      </w:r>
-    </w:p>
-    <w:p>
-      <w:pPr>
-        <w:pStyle w:val="Heading2"/>
-      </w:pPr>
-      <w:r>
-        <w:t>9. Out of scope (v1)</w:t>
-      </w:r>
-    </w:p>
-    <w:p>
-      <w:r>
-        <w:t>Live trading/execution, intraday data, options/derivatives risk, multi-currency</w:t>
-      </w:r>
-    </w:p>
-    <w:p>
-      <w:r>
-        <w:t>FX hedging, and authentication/multi-tenant API concerns. These are noted for a</w:t>
-      </w:r>
-    </w:p>
-    <w:p>
-      <w:r>
-        <w:t>future roadmap, not built now.</w:t>
-      </w:r>
-    </w:p>
-    <w:p>
-      <w:pPr>
-        <w:pStyle w:val="Heading2"/>
-      </w:pPr>
-      <w:r>
-        <w:t>10. Roadmap (post-v1, explicitly deferred)</w:t>
-      </w:r>
-    </w:p>
-    <w:p>
-      <w:r>
-        <w:t>Drawn from Martellini &amp; co-authors' research and the EDHEC course sequel. We do</w:t>
-      </w:r>
-    </w:p>
-    <w:p>
-      <w:r>
-        <w:t>*not* build these in v1 but keep interfaces extension-friendly for them.</w:t>
-      </w:r>
-    </w:p>
-    <w:p>
-      <w:pPr>
-        <w:pStyle w:val="ListBullet"/>
-      </w:pPr>
-      <w:r>
-        <w:rPr>
-          <w:b/>
-        </w:rPr>
-        <w:t>Goal-Based Investing engine</w:t>
-      </w:r>
-      <w:r>
-        <w:t xml:space="preserve"> (Deguest–Martellini–Milhau): goals with priority</w:t>
-      </w:r>
-    </w:p>
-    <w:p>
-      <w:r>
-        <w:t>tiers (essential vs. aspirational) and required cash flows; allocate between a</w:t>
-      </w:r>
-    </w:p>
-    <w:p>
-      <w:r>
-        <w:t>goal-hedging portfolio (secures the essential floor) and the PSP; optimize/report</w:t>
-      </w:r>
-    </w:p>
-    <w:p>
-      <w:r>
-        <w:rPr>
-          <w:b/>
-        </w:rPr>
-        <w:t>probability of success</w:t>
-      </w:r>
-      <w:r>
-        <w:t xml:space="preserve"> rather than mean-variance. Computable via state-grid</w:t>
-      </w:r>
-    </w:p>
-    <w:p>
-      <w:r>
-        <w:t>dynamic programming (Das–Ostrov–Radhakrishnan–Srivastav 2020) — §11.</w:t>
-      </w:r>
-    </w:p>
-    <w:p>
-      <w:pPr>
-        <w:pStyle w:val="ListBullet"/>
-      </w:pPr>
-      <w:r>
-        <w:rPr>
-          <w:b/>
-        </w:rPr>
-        <w:t>Asset-Liability Management / LDI:</w:t>
-      </w:r>
-      <w:r>
-        <w:t xml:space="preserve"> funding ratio, present-value of liabilities,</w:t>
-      </w:r>
-    </w:p>
-    <w:p>
-      <w:r>
-        <w:t>duration matching, and liability-relative ("surplus") risk mode in the optimizer</w:t>
-      </w:r>
-    </w:p>
-    <w:p>
-      <w:r>
-        <w:t>(minimize surplus vol / maximize surplus Sharpe vs. a liability stream). CIR</w:t>
-      </w:r>
-    </w:p>
-    <w:p>
-      <w:r>
-        <w:t xml:space="preserve">short-rate model and bond pricing sit here. (The v1 </w:t>
-      </w:r>
-      <w:r>
-        <w:rPr>
-          <w:rFonts w:ascii="Consolas" w:hAnsi="Consolas"/>
-          <w:sz w:val="19"/>
-        </w:rPr>
-        <w:t>dynamic/fund_separation.py</w:t>
-      </w:r>
-    </w:p>
-    <w:p>
-      <w:r>
-        <w:t>three-fund allocator is the entry point; full ALM is roadmap.)</w:t>
-      </w:r>
-    </w:p>
-    <w:p>
-      <w:pPr>
-        <w:pStyle w:val="ListBullet"/>
-      </w:pPr>
-      <w:r>
-        <w:rPr>
-          <w:b/>
-        </w:rPr>
-        <w:t>Smart-beta / factor-tilted sleeves</w:t>
-      </w:r>
-      <w:r>
-        <w:t xml:space="preserve"> (Amenc–Goltz–Martellini): a two-stage</w:t>
-      </w:r>
-    </w:p>
-    <w:p>
-      <w:r>
-        <w:t>*selection → diversified-weighting* architecture so any factor tilt (value, size,</w:t>
-      </w:r>
-    </w:p>
-    <w:p>
-      <w:r>
-        <w:t>low-vol, momentum, quality) pairs with any constructor, avoiding score-weighted</w:t>
-      </w:r>
-    </w:p>
-    <w:p>
-      <w:r>
-        <w:t>concentration.</w:t>
-      </w:r>
-    </w:p>
-    <w:p>
-      <w:pPr>
-        <w:pStyle w:val="ListBullet"/>
-      </w:pPr>
-      <w:r>
-        <w:rPr>
-          <w:b/>
-        </w:rPr>
-        <w:t>Regime-robustness diagnostics:</w:t>
-      </w:r>
-      <w:r>
-        <w:t xml:space="preserve"> report each constructor's performance</w:t>
-      </w:r>
-    </w:p>
-    <w:p>
-      <w:r>
-        <w:t>dispersion across market regimes; prefer the ensemble where dispersion is high.</w:t>
-      </w:r>
-    </w:p>
-    <w:p>
-      <w:pPr>
-        <w:pStyle w:val="ListBullet"/>
-      </w:pPr>
-      <w:r>
-        <w:rPr>
-          <w:b/>
-        </w:rPr>
-        <w:t>Full higher-moment optimization:</w:t>
-      </w:r>
-      <w:r>
-        <w:t xml:space="preserve"> promote the advanced co-skewness/co-kurtosis</w:t>
-      </w:r>
-    </w:p>
-    <w:p>
-      <w:r>
-        <w:t>estimators (Martellini–Ziemann) into a polynomial-goal-programming / expected-</w:t>
-      </w:r>
-    </w:p>
-    <w:p>
-      <w:r>
-        <w:t>utility objective beyond the v1 estimator.</w:t>
-      </w:r>
-    </w:p>
-    <w:p>
-      <w:pPr>
-        <w:pStyle w:val="ListBullet"/>
-      </w:pPr>
-      <w:r>
-        <w:rPr>
-          <w:b/>
-        </w:rPr>
-        <w:t>Advanced estimation:</w:t>
-      </w:r>
-      <w:r>
-        <w:t xml:space="preserve"> entropy-pooling views (a Black-Litterman generalization),</w:t>
-      </w:r>
-    </w:p>
-    <w:p>
-      <w:r>
-        <w:t>robust/DCC-GARCH covariance, conditioning risk budgets on richer macro state.</w:t>
-      </w:r>
-    </w:p>
-    <w:p>
-      <w:r>
-        <w:t xml:space="preserve">(Black-Litterman itself is </w:t>
-      </w:r>
-      <w:r>
-        <w:rPr>
-          <w:b/>
-        </w:rPr>
-        <w:t>v1</w:t>
-      </w:r>
-      <w:r>
-        <w:t xml:space="preserve"> — §2, §12.7 — not roadmap.)</w:t>
-      </w:r>
-    </w:p>
-    <w:p>
-      <w:pPr>
-        <w:pStyle w:val="ListBullet"/>
-      </w:pPr>
-      <w:r>
-        <w:rPr>
-          <w:b/>
-        </w:rPr>
-        <w:t>Clustered allocation beyond HRP:</w:t>
-      </w:r>
-      <w:r>
-        <w:t xml:space="preserve"> Nested Clustered Optimization (NCO) and</w:t>
-      </w:r>
-    </w:p>
-    <w:p>
-      <w:r>
-        <w:t>HERC/HERC2 (López de Prado; Raffinot), optimal-</w:t>
-      </w:r>
-      <w:r>
-        <w:rPr>
-          <w:rFonts w:ascii="Consolas" w:hAnsi="Consolas"/>
-          <w:sz w:val="19"/>
-        </w:rPr>
-        <w:t>k</w:t>
-      </w:r>
-      <w:r>
-        <w:t xml:space="preserve"> selection (gap statistic /</w:t>
-      </w:r>
-    </w:p>
-    <w:p>
-      <w:r>
-        <w:t>silhouette), and DBHT linkage. v1 ships plain HRP only.</w:t>
-      </w:r>
-    </w:p>
-    <w:p>
-      <w:pPr>
-        <w:pStyle w:val="ListBullet"/>
-      </w:pPr>
-      <w:r>
-        <w:rPr>
-          <w:b/>
-        </w:rPr>
-        <w:t>Risk-measure-pluggable budgeting:</w:t>
-      </w:r>
-      <w:r>
-        <w:t xml:space="preserve"> extend risk budgeting beyond volatility to</w:t>
-      </w:r>
-    </w:p>
-    <w:p>
-      <w:r>
-        <w:t>CVaR, CDaR, EVaR, MAD, etc. (Rockafellar–Uryasev LP for CVaR; the Riskfolio-Lib</w:t>
-      </w:r>
-    </w:p>
-    <w:p>
-      <w:r>
-        <w:rPr>
-          <w:rFonts w:ascii="Consolas" w:hAnsi="Consolas"/>
-          <w:sz w:val="19"/>
-        </w:rPr>
-        <w:t>rmeasures</w:t>
-      </w:r>
-      <w:r>
-        <w:t xml:space="preserve"> set is the target list). v1 is volatility-based.</w:t>
-      </w:r>
-    </w:p>
-    <w:p>
-      <w:pPr>
-        <w:pStyle w:val="ListBullet"/>
-      </w:pPr>
-      <w:r>
-        <w:rPr>
-          <w:b/>
-        </w:rPr>
-        <w:t>Critical Line Algorithm (CLA):</w:t>
-      </w:r>
-      <w:r>
-        <w:t xml:space="preserve"> Markowitz/Bailey–López de Prado exact-frontier</w:t>
-      </w:r>
-    </w:p>
-    <w:p>
-      <w:r>
-        <w:t>tracer — a solver-free NumPy cross-check of the cvxpy frontier; promote from §12</w:t>
-      </w:r>
-    </w:p>
-    <w:p>
-      <w:r>
-        <w:t>note to a built optimizer if exact turning points are needed.</w:t>
-      </w:r>
-    </w:p>
-    <w:p>
-      <w:pPr>
-        <w:pStyle w:val="Heading2"/>
-      </w:pPr>
-      <w:r>
-        <w:t>11. Research provenance &amp; sources</w:t>
-      </w:r>
-    </w:p>
-    <w:p>
-      <w:r>
-        <w:t>Method → source map. All citations cross-verified across multiple independent</w:t>
-      </w:r>
-    </w:p>
-    <w:p>
-      <w:r>
-        <w:t>indexers; publisher/SSRN/EDHEC pages return 403 to automated fetch, so full-text</w:t>
-      </w:r>
-    </w:p>
-    <w:p>
-      <w:r>
-        <w:t>was not opened — titles/authors/years confirmed via concurring indexes. Items</w:t>
-      </w:r>
-    </w:p>
-    <w:p>
-      <w:r>
-        <w:t>marked *(roadmap)* are deferred per §10.</w:t>
-      </w:r>
-    </w:p>
-    <w:p>
-      <w:r>
-        <w:rPr>
-          <w:b/>
-        </w:rPr>
-        <w:t>Course basis</w:t>
-      </w:r>
-    </w:p>
-    <w:p>
-      <w:pPr>
-        <w:pStyle w:val="ListBullet"/>
-      </w:pPr>
-      <w:r>
-        <w:t>EDHEC, *Introduction to Portfolio Construction and Analysis with Python*</w:t>
-      </w:r>
-    </w:p>
-    <w:p>
-      <w:r>
-        <w:t>(Martellini &amp; Vaidyanathan) — https://www.coursera.org/learn/introduction-portfolio-construction-python</w:t>
-      </w:r>
-    </w:p>
-    <w:p>
-      <w:pPr>
-        <w:pStyle w:val="ListBullet"/>
-      </w:pPr>
-      <w:r>
-        <w:t xml:space="preserve">Public </w:t>
-      </w:r>
-      <w:r>
-        <w:rPr>
-          <w:rFonts w:ascii="Consolas" w:hAnsi="Consolas"/>
-          <w:sz w:val="19"/>
-        </w:rPr>
-        <w:t>edhec_risk_kit</w:t>
-      </w:r>
-      <w:r>
-        <w:t xml:space="preserve"> reference impl — https://github.com/WongYatChun/Introduction_to_Portfolio_Construction_and_Analysis_with_Python</w:t>
-      </w:r>
-    </w:p>
-    <w:p>
-      <w:r>
-        <w:rPr>
-          <w:b/>
-        </w:rPr>
-        <w:t>Cross-sectional risk budgeting (asset-level)</w:t>
-      </w:r>
-    </w:p>
-    <w:p>
-      <w:pPr>
-        <w:pStyle w:val="ListBullet"/>
-      </w:pPr>
-      <w:r>
-        <w:t>ERC: Maillard, Roncalli &amp; Teïletche, *JPM* 2010, 36(4):60–70 — https://papers.ssrn.com/sol3/papers.cfm?abstract_id=1271972</w:t>
-      </w:r>
-    </w:p>
-    <w:p>
-      <w:pPr>
-        <w:pStyle w:val="ListBullet"/>
-      </w:pPr>
-      <w:r>
-        <w:t>Convex log-barrier solver: Spinu (2013) / Maillard–Roncalli–Teïletche (as above).</w:t>
-      </w:r>
-    </w:p>
-    <w:p>
-      <w:r>
-        <w:rPr>
-          <w:b/>
-        </w:rPr>
-        <w:t>Factor risk budgeting &amp; diversification (Agent 9)</w:t>
-      </w:r>
-    </w:p>
-    <w:p>
-      <w:pPr>
-        <w:pStyle w:val="ListBullet"/>
-      </w:pPr>
-      <w:r>
-        <w:t>Deguest, Martellini &amp; Meucci, "Risk Parity and Beyond," WP 2013 / *JPM* 2022, 48(4):108–135 — https://papers.ssrn.com/sol3/papers.cfm?abstract_id=2355778</w:t>
-      </w:r>
-    </w:p>
-    <w:p>
-      <w:pPr>
-        <w:pStyle w:val="ListBullet"/>
-      </w:pPr>
-      <w:r>
-        <w:t>Meucci, "Managing Diversification" (ENB), *Risk* 2009 — https://papers.ssrn.com/sol3/papers.cfm?abstract_id=1358533 · http://symmys.com/node/199</w:t>
-      </w:r>
-    </w:p>
-    <w:p>
-      <w:pPr>
-        <w:pStyle w:val="ListBullet"/>
-      </w:pPr>
-      <w:r>
-        <w:t>Meucci, Santangelo &amp; Deguest, "Risk Budgeting and Diversification Based on Optimized Uncorrelated Factors" (min-torsion), WP 2015 — https://papers.ssrn.com/sol3/papers.cfm?abstract_id=2276632</w:t>
-      </w:r>
-    </w:p>
-    <w:p>
-      <w:pPr>
-        <w:pStyle w:val="ListBullet"/>
-      </w:pPr>
-      <w:r>
-        <w:t>MDP / Diversification Ratio (Choueifaty &amp; Coignard, TOBAM — *not* Martellini), *JPM* 2008, 35(1):40–51 — https://www.tobam.fr/wp-content/uploads/2014/12/TOBAM-JoPM-Maximum-Div-2008.pdf · follow-up https://papers.ssrn.com/sol3/papers.cfm?abstract_id=1895459</w:t>
-      </w:r>
-    </w:p>
-    <w:p>
-      <w:r>
-        <w:rPr>
-          <w:b/>
-        </w:rPr>
-        <w:t>Classical / efficient benchmarks &amp; expected returns (Agents 3–4)</w:t>
-      </w:r>
-    </w:p>
-    <w:p>
-      <w:pPr>
-        <w:pStyle w:val="ListBullet"/>
-      </w:pPr>
-      <w:r>
-        <w:t>Martellini, "Toward the Design of Better Equity Benchmarks," *JPM* 2008, 34(4):34–41 — https://jpm.pm-research.com/content/34/4/34</w:t>
-      </w:r>
-    </w:p>
-    <w:p>
-      <w:pPr>
-        <w:pStyle w:val="ListBullet"/>
-      </w:pPr>
-      <w:r>
-        <w:t>Amenc, Goltz, Martellini &amp; Retkowsky, "Efficient Indexation," *JOIM* 2011 — https://papers.ssrn.com/sol3/papers.cfm?abstract_id=2066083</w:t>
-      </w:r>
-    </w:p>
-    <w:p>
-      <w:r>
-        <w:rPr>
-          <w:b/>
-        </w:rPr>
-        <w:t>Ensemble construction (Agent 4 `ensemble.py`)</w:t>
-      </w:r>
-    </w:p>
-    <w:p>
-      <w:pPr>
-        <w:pStyle w:val="ListBullet"/>
-      </w:pPr>
-      <w:r>
-        <w:t>Amenc, Goltz, Lodh &amp; Martellini, "Diversifying the Diversifiers and Tracking the Tracking Error," *JPM* 2012, 38(3):72–88 — https://jpm.pm-research.com/content/38/3/72</w:t>
-      </w:r>
-    </w:p>
-    <w:p>
-      <w:pPr>
-        <w:pStyle w:val="ListBullet"/>
-      </w:pPr>
-      <w:r>
-        <w:t>Smart Beta 2.0: Amenc &amp; Goltz, *J. Index Investing* 2013, 4(3):15–23 *(roadmap)* — https://jii.pm-research.com/content/4/3/15</w:t>
-      </w:r>
-    </w:p>
-    <w:p>
-      <w:pPr>
-        <w:pStyle w:val="ListBullet"/>
-      </w:pPr>
-      <w:r>
-        <w:t>Towards Smart Equity Factor Indices: Amenc, Goltz, Lodh &amp; Martellini, *JPM* 2014, 40(4):106–122 *(roadmap)* — https://jpm.pm-research.com/content/40/4/106</w:t>
-      </w:r>
-    </w:p>
-    <w:p>
-      <w:pPr>
-        <w:pStyle w:val="ListBullet"/>
-      </w:pPr>
-      <w:r>
-        <w:t>Robustness of Smart Beta Strategies: Amenc, Goltz, Sivasubramanian &amp; Lodh, *JII* 2015, 6(1):17–38 *(roadmap)* — https://jii.pm-research.com/content/6/1/17</w:t>
-      </w:r>
-    </w:p>
-    <w:p>
-      <w:pPr>
-        <w:pStyle w:val="ListBullet"/>
-      </w:pPr>
-      <w:r>
-        <w:t>Diversified or Concentrated Factor Tilts?: Amenc, Ducoulombier, Goltz, Lodh &amp; Sivasubramanian, *JPM* 2016, 42(2):64–76 *(roadmap)* — https://jpm.pm-research.com/content/42/2/64</w:t>
-      </w:r>
-    </w:p>
-    <w:p>
-      <w:r>
-        <w:rPr>
-          <w:b/>
-        </w:rPr>
-        <w:t>Conditional risk budgeting (Agent 4 `conditional.py`)</w:t>
-      </w:r>
-    </w:p>
-    <w:p>
-      <w:pPr>
-        <w:pStyle w:val="ListBullet"/>
-      </w:pPr>
-      <w:r>
-        <w:t>Martellini, Milhau &amp; Tarelli, "Toward Conditional Risk Parity," *J. Alternative Investments* 2015, 18(1):48–64 — https://jai.pm-research.com/content/18/1/48</w:t>
-      </w:r>
-    </w:p>
-    <w:p>
-      <w:r>
-        <w:rPr>
-          <w:b/>
-        </w:rPr>
-        <w:t>Higher-moment estimation (Agent 3, advanced/stretch)</w:t>
-      </w:r>
-    </w:p>
-    <w:p>
-      <w:pPr>
-        <w:pStyle w:val="ListBullet"/>
-      </w:pPr>
-      <w:r>
-        <w:t>Martellini &amp; Ziemann, "Improved Estimates of Higher-Order Comoments and Implications for Portfolio Selection," *Review of Financial Studies* 2010, 23(4):1467–1502 — https://academic.oup.com/rfs/article-abstract/23/4/1467/1591232</w:t>
-      </w:r>
-    </w:p>
-    <w:p>
-      <w:pPr>
-        <w:pStyle w:val="ListBullet"/>
-      </w:pPr>
-      <w:r>
-        <w:t>Application: Hitaj, Martellini &amp; Zambruno, "Optimal Hedge Fund Allocation…," EDHEC/JAI 2010 — https://www.top1000funds.com/wp-content/uploads/2012/02/EDHEC_Publication_Optimal_HF_Allocation.pdf</w:t>
-      </w:r>
-    </w:p>
-    <w:p>
-      <w:r>
-        <w:rPr>
-          <w:b/>
-        </w:rPr>
-        <w:t>Dynamic allocation / LDI / fund separation (Agent 8 + roadmap)</w:t>
-      </w:r>
-    </w:p>
-    <w:p>
-      <w:pPr>
-        <w:pStyle w:val="ListBullet"/>
-      </w:pPr>
-      <w:r>
-        <w:t>Martellini &amp; Milhau, "Dynamic Allocation Decisions in the Presence of Funding Ratio Constraints," *J. Pension Economics &amp; Finance* 2012, 11(4):549–580 — https://www.cambridge.org/core/journals/journal-of-pension-economics-and-finance</w:t>
-      </w:r>
-    </w:p>
-    <w:p>
-      <w:pPr>
-        <w:pStyle w:val="ListBullet"/>
-      </w:pPr>
-      <w:r>
-        <w:t>Amenc, Martellini, Milhau &amp; Ziemann, "Asset-Liability Management in Private Wealth Management," *JPM* 2009, 36(1):100–120 — https://jpm.pm-research.com/content/36/1/100</w:t>
-      </w:r>
-    </w:p>
-    <w:p>
-      <w:pPr>
-        <w:pStyle w:val="ListBullet"/>
-      </w:pPr>
-      <w:r>
-        <w:t>Coqueret, Martellini &amp; Milhau, "Equity Portfolios with Improved Liability-Hedging Benefits," *JPM* 2017, 43(2):37–49 — https://jpm.pm-research.com/content/43/2/37</w:t>
-      </w:r>
-    </w:p>
-    <w:p>
-      <w:pPr>
-        <w:pStyle w:val="ListBullet"/>
-      </w:pPr>
-      <w:r>
-        <w:t>Deguest, Martellini &amp; Milhau, "Hedging vs. Insurance: Long-Horizon Investing with Short-Term Constraints," *Bankers, Markets &amp; Investors* 2014 *(roadmap)*</w:t>
-      </w:r>
-    </w:p>
-    <w:p>
-      <w:r>
-        <w:rPr>
-          <w:b/>
-        </w:rPr>
-        <w:t>Goal-based investing (roadmap)</w:t>
-      </w:r>
-    </w:p>
-    <w:p>
-      <w:pPr>
-        <w:pStyle w:val="ListBullet"/>
-      </w:pPr>
-      <w:r>
-        <w:t>Deguest, Martellini, Milhau, Suri &amp; Wang, "Introducing a Comprehensive Investment Framework for Goals-Based Wealth Management," EDHEC 2015 — https://www.globenewswire.com/news-release/2015/11/09/785040/0/en/New-conceptual-framework-to-better-achieve-individual-investors-goals.html</w:t>
-      </w:r>
-    </w:p>
-    <w:p>
-      <w:pPr>
-        <w:pStyle w:val="ListBullet"/>
-      </w:pPr>
-      <w:r>
-        <w:t>Deguest, Martellini &amp; Milhau, *Goal-Based Investing: Theory and Practice*, World Scientific 2021 — https://ideas.repec.org/b/wsi/wsbook/12386.html</w:t>
-      </w:r>
-    </w:p>
-    <w:p>
-      <w:pPr>
-        <w:pStyle w:val="ListBullet"/>
-      </w:pPr>
-      <w:r>
-        <w:t>Das, Ostrov, Radhakrishnan &amp; Srivastav, "Dynamic Portfolio Allocation in Goals-Based Wealth Management," *Computational Management Science* 2020, 17:613–640 (non-Martellini; the computational DP method) — https://link.springer.com/article/10.1007/s10287-019-00351-7</w:t>
-      </w:r>
-    </w:p>
-    <w:p>
-      <w:r>
-        <w:t>*Verification caveat:* every publisher/SSRN/EDHEC domain returned HTTP 403 to the</w:t>
-      </w:r>
-    </w:p>
-    <w:p>
-      <w:r>
-        <w:t>research agents' fetchers; citations were confirmed via agreement across two or more</w:t>
-      </w:r>
-    </w:p>
-    <w:p>
-      <w:r>
-        <w:t>independent indexers (journal TOC pages, RePEc/IDEAS, Semantic Scholar, SciRP</w:t>
-      </w:r>
-    </w:p>
-    <w:p>
-      <w:r>
-        <w:t>reference records), not by reading the rendered pages. No citation is fabricated;</w:t>
-      </w:r>
-    </w:p>
-    <w:p>
-      <w:r>
-        <w:t>the few items resting only on a secondary index are flagged in the agent reports.</w:t>
-      </w:r>
-    </w:p>
-    <w:p>
-      <w:r>
-        <w:rPr>
-          <w:b/>
-        </w:rPr>
-        <w:t>Reference implementations (algorithmic provenance).</w:t>
-      </w:r>
-      <w:r>
-        <w:t xml:space="preserve"> This environment's network</w:t>
-      </w:r>
-    </w:p>
-    <w:p>
-      <w:r>
-        <w:t>allowlist blocks publisher PDFs but permits GitHub/PyPI, so the *algorithms* in §12</w:t>
-      </w:r>
-    </w:p>
-    <w:p>
-      <w:r>
-        <w:t>were read directly from these peer-reviewed open-source implementations (commit</w:t>
-      </w:r>
-    </w:p>
-    <w:p>
-      <w:r>
-        <w:t>pinned; read-only). These are the source of the concrete update equations, not of</w:t>
-      </w:r>
-    </w:p>
-    <w:p>
-      <w:r>
-        <w:t>the financial theory (that is cited above).</w:t>
-      </w:r>
-    </w:p>
-    <w:p>
-      <w:pPr>
-        <w:pStyle w:val="ListBullet"/>
-      </w:pPr>
-      <w:r>
-        <w:rPr>
-          <w:rFonts w:ascii="Consolas" w:hAnsi="Consolas"/>
-          <w:sz w:val="19"/>
-        </w:rPr>
-        <w:t>convexfi/riskparity.py</w:t>
-      </w:r>
-      <w:r>
-        <w:t xml:space="preserve"> @ </w:t>
-      </w:r>
-      <w:r>
-        <w:rPr>
-          <w:rFonts w:ascii="Consolas" w:hAnsi="Consolas"/>
-          <w:sz w:val="19"/>
-        </w:rPr>
-        <w:t>39e6120</w:t>
-      </w:r>
-      <w:r>
-        <w:t xml:space="preserve"> — Spinu CCD + Feng–Palomar SCA. Papers in-repo: Spinu (2013) SSRN 2297383; Griveau-Billion–Richard–Roncalli (2013) arXiv:1311.4057; Feng–Palomar (2015) IEEE TSP 63(19); Choi–Chen (2022).</w:t>
-      </w:r>
-    </w:p>
-    <w:p>
-      <w:pPr>
-        <w:pStyle w:val="ListBullet"/>
-      </w:pPr>
-      <w:r>
-        <w:rPr>
-          <w:rFonts w:ascii="Consolas" w:hAnsi="Consolas"/>
-          <w:sz w:val="19"/>
-        </w:rPr>
-        <w:t>jcrichard/pyrb</w:t>
-      </w:r>
-      <w:r>
-        <w:t xml:space="preserve"> @ </w:t>
-      </w:r>
-      <w:r>
-        <w:rPr>
-          <w:rFonts w:ascii="Consolas" w:hAnsi="Consolas"/>
-          <w:sz w:val="19"/>
-        </w:rPr>
-        <w:t>250054e</w:t>
-      </w:r>
-      <w:r>
-        <w:t xml:space="preserve"> — constrained risk budgeting. In-repo: Richard–Roncalli (2019) SSRN 3331184; Roncalli (2015) expected-returns extension.</w:t>
-      </w:r>
-    </w:p>
-    <w:p>
-      <w:pPr>
-        <w:pStyle w:val="ListBullet"/>
-      </w:pPr>
-      <w:r>
-        <w:rPr>
-          <w:rFonts w:ascii="Consolas" w:hAnsi="Consolas"/>
-          <w:sz w:val="19"/>
-        </w:rPr>
-        <w:t>reckziegel/uncorbets</w:t>
-      </w:r>
-      <w:r>
-        <w:t xml:space="preserve"> @ </w:t>
-      </w:r>
-      <w:r>
-        <w:rPr>
-          <w:rFonts w:ascii="Consolas" w:hAnsi="Consolas"/>
-          <w:sz w:val="19"/>
-        </w:rPr>
-        <w:t>e128271</w:t>
-      </w:r>
-      <w:r>
-        <w:t xml:space="preserve"> — minimum-torsion + ENB. In-repo: Meucci–Santangelo–Deguest, SSRN 2276632.</w:t>
-      </w:r>
-    </w:p>
-    <w:p>
-      <w:pPr>
-        <w:pStyle w:val="ListBullet"/>
-      </w:pPr>
-      <w:r>
-        <w:rPr>
-          <w:rFonts w:ascii="Consolas" w:hAnsi="Consolas"/>
-          <w:sz w:val="19"/>
-        </w:rPr>
-        <w:t>dcajasn/Riskfolio-Lib</w:t>
-      </w:r>
-      <w:r>
-        <w:t xml:space="preserve"> @ </w:t>
-      </w:r>
-      <w:r>
-        <w:rPr>
-          <w:rFonts w:ascii="Consolas" w:hAnsi="Consolas"/>
-          <w:sz w:val="19"/>
-        </w:rPr>
-        <w:t>2ed0167</w:t>
-      </w:r>
-      <w:r>
-        <w:t xml:space="preserve"> — HRP/NCO/HERC + risk-measure set. In-repo: López de Prado (2016, 2019); Raffinot (2017, 2018); Pfitzinger–Katzke (2019).</w:t>
-      </w:r>
-    </w:p>
-    <w:p>
-      <w:pPr>
-        <w:pStyle w:val="ListBullet"/>
-      </w:pPr>
-      <w:r>
-        <w:rPr>
-          <w:rFonts w:ascii="Consolas" w:hAnsi="Consolas"/>
-          <w:sz w:val="19"/>
-        </w:rPr>
-        <w:t>robertmartin8/PyPortfolioOpt</w:t>
-      </w:r>
-      <w:r>
-        <w:t xml:space="preserve"> @ </w:t>
-      </w:r>
-      <w:r>
-        <w:rPr>
-          <w:rFonts w:ascii="Consolas" w:hAnsi="Consolas"/>
-          <w:sz w:val="19"/>
-        </w:rPr>
-        <w:t>c524c6e</w:t>
-      </w:r>
-      <w:r>
-        <w:t xml:space="preserve"> — efficient frontier, CLA, Black-Litterman, estimators. In-repo: Cornuéjols–Tütüncü (2006); Ledoit–Wolf (2003, 2001); Chen et al. (2010) OAS; He–Litterman (1999/2002); Idzorek (2007); Bailey–López de Prado (2013).</w:t>
-      </w:r>
-    </w:p>
-    <w:p>
-      <w:pPr>
-        <w:pStyle w:val="Heading2"/>
-      </w:pPr>
-      <w:r>
-        <w:t>12. Numerical methods appendix (reference-implementation-derived)</w:t>
-      </w:r>
-    </w:p>
-    <w:p>
-      <w:r>
-        <w:t>Concrete formulas extracted from the implementations in §11. Agents must reproduce</w:t>
-      </w:r>
-    </w:p>
-    <w:p>
-      <w:r>
-        <w:t>these and cross-check against the cited reference where possible.</w:t>
-      </w:r>
-    </w:p>
-    <w:p>
-      <w:r>
-        <w:rPr>
-          <w:b/>
-        </w:rPr>
-        <w:t>12.1 Spinu log-barrier CCD (default risk-budget solver — `optimize/ccd.py`).</w:t>
-      </w:r>
-    </w:p>
-    <w:p>
-      <w:r>
-        <w:t xml:space="preserve">Objective over </w:t>
-      </w:r>
-      <w:r>
-        <w:rPr>
-          <w:rFonts w:ascii="Consolas" w:hAnsi="Consolas"/>
-          <w:sz w:val="19"/>
-        </w:rPr>
-        <w:t>x&gt;0</w:t>
-      </w:r>
-      <w:r>
-        <w:t xml:space="preserve">: </w:t>
-      </w:r>
-      <w:r>
-        <w:rPr>
-          <w:rFonts w:ascii="Consolas" w:hAnsi="Consolas"/>
-          <w:sz w:val="19"/>
-        </w:rPr>
-        <w:t>f(x)=½xᵀΣx − Σᵢ bᵢ ln xᵢ</w:t>
-      </w:r>
-      <w:r>
-        <w:t xml:space="preserve">; final weights </w:t>
-      </w:r>
-      <w:r>
-        <w:rPr>
-          <w:rFonts w:ascii="Consolas" w:hAnsi="Consolas"/>
-          <w:sz w:val="19"/>
-        </w:rPr>
-        <w:t>w=x/Σx</w:t>
-      </w:r>
-      <w:r>
-        <w:t>.</w:t>
-      </w:r>
-    </w:p>
-    <w:p>
-      <w:r>
-        <w:t xml:space="preserve">Per-coordinate update (positive root of the scalar quadratic </w:t>
-      </w:r>
-      <w:r>
-        <w:rPr>
-          <w:rFonts w:ascii="Consolas" w:hAnsi="Consolas"/>
-          <w:sz w:val="19"/>
-        </w:rPr>
-        <w:t>Σᵢᵢxᵢ² + (Σx)₋ᵢxᵢ − bᵢ = 0</w:t>
-      </w:r>
-      <w:r>
-        <w:t>):</w:t>
-      </w:r>
-    </w:p>
-    <w:p>
-      <w:r>
-        <w:rPr>
-          <w:rFonts w:ascii="Consolas" w:hAnsi="Consolas"/>
-          <w:sz w:val="19"/>
-        </w:rPr>
-        <w:t>xᵢ ← (aux + √(aux² + 4·Σᵢᵢ·bᵢ)) / (2·Σᵢᵢ)</w:t>
-      </w:r>
-      <w:r>
-        <w:t xml:space="preserve">, where </w:t>
-      </w:r>
-      <w:r>
-        <w:rPr>
-          <w:rFonts w:ascii="Consolas" w:hAnsi="Consolas"/>
-          <w:sz w:val="19"/>
-        </w:rPr>
-        <w:t>aux = xᵢΣᵢᵢ − (Σx)ᵢ</w:t>
-      </w:r>
-      <w:r>
-        <w:t>.</w:t>
-      </w:r>
-    </w:p>
-    <w:p>
-      <w:r>
-        <w:t xml:space="preserve">Maintain </w:t>
-      </w:r>
-      <w:r>
-        <w:rPr>
-          <w:rFonts w:ascii="Consolas" w:hAnsi="Consolas"/>
-          <w:sz w:val="19"/>
-        </w:rPr>
-        <w:t>Σx</w:t>
-      </w:r>
-      <w:r>
-        <w:t xml:space="preserve"> by rank-1 update after each coordinate moves. Init </w:t>
-      </w:r>
-      <w:r>
-        <w:rPr>
-          <w:rFonts w:ascii="Consolas" w:hAnsi="Consolas"/>
-          <w:sz w:val="19"/>
-        </w:rPr>
-        <w:t>x = √(1/Σ.sum())·1</w:t>
-      </w:r>
-      <w:r>
-        <w:t>.</w:t>
-      </w:r>
-    </w:p>
-    <w:p>
-      <w:r>
-        <w:t xml:space="preserve">Stop when </w:t>
-      </w:r>
-      <w:r>
-        <w:rPr>
-          <w:rFonts w:ascii="Consolas" w:hAnsi="Consolas"/>
-          <w:sz w:val="19"/>
-        </w:rPr>
-        <w:t>maxᵢ |RCᵢ/ΣRC − bᵢ| &lt; 1e-8</w:t>
-      </w:r>
-      <w:r>
-        <w:t xml:space="preserve"> (</w:t>
-      </w:r>
-      <w:r>
-        <w:rPr>
-          <w:rFonts w:ascii="Consolas" w:hAnsi="Consolas"/>
-          <w:sz w:val="19"/>
-        </w:rPr>
-        <w:t>RCᵢ = xᵢ(Σx)ᵢ</w:t>
-      </w:r>
-      <w:r>
-        <w:t xml:space="preserve">), </w:t>
-      </w:r>
-      <w:r>
-        <w:rPr>
-          <w:rFonts w:ascii="Consolas" w:hAnsi="Consolas"/>
-          <w:sz w:val="19"/>
-        </w:rPr>
-        <w:t>maxiter≈200</w:t>
-      </w:r>
-      <w:r>
-        <w:t>. Optional</w:t>
-      </w:r>
-    </w:p>
-    <w:p>
-      <w:r>
-        <w:t xml:space="preserve">expected-return tilt → use the std-dev-measure variant </w:t>
-      </w:r>
-      <w:r>
-        <w:rPr>
-          <w:rFonts w:ascii="Consolas" w:hAnsi="Consolas"/>
-          <w:sz w:val="19"/>
-        </w:rPr>
-        <w:t>f = c·σ(x) − πᵀx − λ Σ bᵢ ln xᵢ</w:t>
-      </w:r>
-      <w:r>
-        <w:t>.</w:t>
-      </w:r>
-    </w:p>
-    <w:p>
-      <w:r>
-        <w:rPr>
-          <w:b/>
-        </w:rPr>
-        <w:t>12.2 Max-Sharpe via Cornuéjols–Tütüncü substitution (`optimize/classical.py`).</w:t>
-      </w:r>
-    </w:p>
-    <w:p>
-      <w:r>
-        <w:t xml:space="preserve">Do NOT maximize the fractional Sharpe directly. Solve the convex QP: </w:t>
-      </w:r>
-      <w:r>
-        <w:rPr>
-          <w:rFonts w:ascii="Consolas" w:hAnsi="Consolas"/>
-          <w:sz w:val="19"/>
-        </w:rPr>
-        <w:t>min wᵀΣw</w:t>
-      </w:r>
-      <w:r>
-        <w:t xml:space="preserve"> s.t.</w:t>
-      </w:r>
-    </w:p>
-    <w:p>
-      <w:r>
-        <w:rPr>
-          <w:rFonts w:ascii="Consolas" w:hAnsi="Consolas"/>
-          <w:sz w:val="19"/>
-        </w:rPr>
-        <w:t>(μ−r_f)ᵀw = 1</w:t>
-      </w:r>
-      <w:r>
-        <w:t xml:space="preserve">, </w:t>
-      </w:r>
-      <w:r>
-        <w:rPr>
-          <w:rFonts w:ascii="Consolas" w:hAnsi="Consolas"/>
-          <w:sz w:val="19"/>
-        </w:rPr>
-        <w:t>Σw = k</w:t>
-      </w:r>
-      <w:r>
-        <w:t xml:space="preserve">, </w:t>
-      </w:r>
-      <w:r>
-        <w:rPr>
-          <w:rFonts w:ascii="Consolas" w:hAnsi="Consolas"/>
-          <w:sz w:val="19"/>
-        </w:rPr>
-        <w:t>k ≥ 0</w:t>
-      </w:r>
-      <w:r>
-        <w:t xml:space="preserve">, with all linear constraints scaled by </w:t>
-      </w:r>
-      <w:r>
-        <w:rPr>
-          <w:rFonts w:ascii="Consolas" w:hAnsi="Consolas"/>
-          <w:sz w:val="19"/>
-        </w:rPr>
-        <w:t>k</w:t>
-      </w:r>
-      <w:r>
-        <w:t>;</w:t>
-      </w:r>
-    </w:p>
-    <w:p>
-      <w:r>
-        <w:t xml:space="preserve">recover </w:t>
-      </w:r>
-      <w:r>
-        <w:rPr>
-          <w:rFonts w:ascii="Consolas" w:hAnsi="Consolas"/>
-          <w:sz w:val="19"/>
-        </w:rPr>
-        <w:t>w_real = w/k</w:t>
-      </w:r>
-      <w:r>
-        <w:t xml:space="preserve">. Requires </w:t>
-      </w:r>
-      <w:r>
-        <w:rPr>
-          <w:rFonts w:ascii="Consolas" w:hAnsi="Consolas"/>
-          <w:sz w:val="19"/>
-        </w:rPr>
-        <w:t>max(μ) &gt; r_f</w:t>
-      </w:r>
-      <w:r>
-        <w:t xml:space="preserve">. GMV sanity value: </w:t>
-      </w:r>
-      <w:r>
-        <w:rPr>
-          <w:rFonts w:ascii="Consolas" w:hAnsi="Consolas"/>
-          <w:sz w:val="19"/>
-        </w:rPr>
-        <w:t>σ_gmv = √(1/Σ pinv(Σ))</w:t>
-      </w:r>
-      <w:r>
-        <w:t>.</w:t>
-      </w:r>
-    </w:p>
-    <w:p>
-      <w:r>
-        <w:rPr>
-          <w:b/>
-        </w:rPr>
-        <w:t>12.3 Nearest-PSD fix (`riskmodel/psd.py`, applied to every covariance output).</w:t>
-      </w:r>
-    </w:p>
-    <w:p>
-      <w:r>
-        <w:t xml:space="preserve">PSD test = Cholesky of </w:t>
-      </w:r>
-      <w:r>
-        <w:rPr>
-          <w:rFonts w:ascii="Consolas" w:hAnsi="Consolas"/>
-          <w:sz w:val="19"/>
-        </w:rPr>
-        <w:t>Σ + 1e-16·I</w:t>
-      </w:r>
-      <w:r>
-        <w:t xml:space="preserve">. Spectral repair: </w:t>
-      </w:r>
-      <w:r>
-        <w:rPr>
-          <w:rFonts w:ascii="Consolas" w:hAnsi="Consolas"/>
-          <w:sz w:val="19"/>
-        </w:rPr>
-        <w:t>Σ = V·diag(max(λ,0))·Vᵀ</w:t>
-      </w:r>
-    </w:p>
-    <w:p>
-      <w:r>
-        <w:t xml:space="preserve">from </w:t>
-      </w:r>
-      <w:r>
-        <w:rPr>
-          <w:rFonts w:ascii="Consolas" w:hAnsi="Consolas"/>
-          <w:sz w:val="19"/>
-        </w:rPr>
-        <w:t>eigh(Σ)</w:t>
-      </w:r>
-      <w:r>
-        <w:t>. This is mandatory before any inversion (GMV/MSR/BL) or QP solve.</w:t>
-      </w:r>
-    </w:p>
-    <w:p>
-      <w:r>
-        <w:rPr>
-          <w:b/>
-        </w:rPr>
-        <w:t>12.4 Minimum-torsion transform (`diversification/torsion.py`).</w:t>
-      </w:r>
-    </w:p>
-    <w:p>
-      <w:r>
-        <w:t xml:space="preserve">Let </w:t>
-      </w:r>
-      <w:r>
-        <w:rPr>
-          <w:rFonts w:ascii="Consolas" w:hAnsi="Consolas"/>
-          <w:sz w:val="19"/>
-        </w:rPr>
-        <w:t>s=√diag(Σ)</w:t>
-      </w:r>
-      <w:r>
-        <w:t xml:space="preserve">, correlation </w:t>
-      </w:r>
-      <w:r>
-        <w:rPr>
-          <w:rFonts w:ascii="Consolas" w:hAnsi="Consolas"/>
-          <w:sz w:val="19"/>
-        </w:rPr>
-        <w:t>C</w:t>
-      </w:r>
-      <w:r>
-        <w:t xml:space="preserve">, and </w:t>
-      </w:r>
-      <w:r>
-        <w:rPr>
-          <w:rFonts w:ascii="Consolas" w:hAnsi="Consolas"/>
-          <w:sz w:val="19"/>
-        </w:rPr>
-        <w:t>c = sqrtm(C)</w:t>
-      </w:r>
-      <w:r>
-        <w:t xml:space="preserve"> the </w:t>
-      </w:r>
-      <w:r>
-        <w:rPr>
-          <w:b/>
-        </w:rPr>
-        <w:t>symmetric</w:t>
-      </w:r>
-      <w:r>
-        <w:t xml:space="preserve"> (eigendecomp)</w:t>
-      </w:r>
-    </w:p>
-    <w:p>
-      <w:r>
-        <w:t xml:space="preserve">root — not Cholesky. Polar fixed-point iteration: init </w:t>
-      </w:r>
-      <w:r>
-        <w:rPr>
-          <w:rFonts w:ascii="Consolas" w:hAnsi="Consolas"/>
-          <w:sz w:val="19"/>
-        </w:rPr>
-        <w:t>d=1</w:t>
-      </w:r>
-      <w:r>
-        <w:t>; repeat</w:t>
-      </w:r>
-    </w:p>
-    <w:p>
-      <w:r>
-        <w:rPr>
-          <w:rFonts w:ascii="Consolas" w:hAnsi="Consolas"/>
-          <w:sz w:val="19"/>
-        </w:rPr>
-        <w:t>U=diag(d)·C·diag(d)</w:t>
-      </w:r>
-      <w:r>
-        <w:t xml:space="preserve">, </w:t>
-      </w:r>
-      <w:r>
-        <w:rPr>
-          <w:rFonts w:ascii="Consolas" w:hAnsi="Consolas"/>
-          <w:sz w:val="19"/>
-        </w:rPr>
-        <w:t>u=sqrtm(U)</w:t>
-      </w:r>
-      <w:r>
-        <w:t xml:space="preserve">, </w:t>
-      </w:r>
-      <w:r>
-        <w:rPr>
-          <w:rFonts w:ascii="Consolas" w:hAnsi="Consolas"/>
-          <w:sz w:val="19"/>
-        </w:rPr>
-        <w:t>q=u⁻¹·diag(d)·c</w:t>
-      </w:r>
-      <w:r>
-        <w:t xml:space="preserve">, </w:t>
-      </w:r>
-      <w:r>
-        <w:rPr>
-          <w:rFonts w:ascii="Consolas" w:hAnsi="Consolas"/>
-          <w:sz w:val="19"/>
-        </w:rPr>
-        <w:t>d=diag(q·c)</w:t>
-      </w:r>
-      <w:r>
-        <w:t xml:space="preserve">, </w:t>
-      </w:r>
-      <w:r>
-        <w:rPr>
-          <w:rFonts w:ascii="Consolas" w:hAnsi="Consolas"/>
-          <w:sz w:val="19"/>
-        </w:rPr>
-        <w:t>π=diag(d)·q</w:t>
-      </w:r>
-      <w:r>
-        <w:t>;</w:t>
-      </w:r>
-    </w:p>
-    <w:p>
-      <w:r>
-        <w:t xml:space="preserve">stop when </w:t>
-      </w:r>
-      <w:r>
-        <w:rPr>
-          <w:rFonts w:ascii="Consolas" w:hAnsi="Consolas"/>
-          <w:sz w:val="19"/>
-        </w:rPr>
-        <w:t>|‖c−π‖_F change| / ‖c−π‖_F / n ≤ 1e-8</w:t>
-      </w:r>
-      <w:r>
-        <w:t xml:space="preserve">. Torsion </w:t>
-      </w:r>
-      <w:r>
-        <w:rPr>
-          <w:rFonts w:ascii="Consolas" w:hAnsi="Consolas"/>
-          <w:sz w:val="19"/>
-        </w:rPr>
-        <w:t>t = diag(s)·(π·c⁻¹)·diag(1/s)</w:t>
-      </w:r>
-      <w:r>
-        <w:t>.</w:t>
-      </w:r>
-    </w:p>
-    <w:p>
-      <w:r>
-        <w:t xml:space="preserve">(Approximate one-shot: </w:t>
-      </w:r>
-      <w:r>
-        <w:rPr>
-          <w:rFonts w:ascii="Consolas" w:hAnsi="Consolas"/>
-          <w:sz w:val="19"/>
-        </w:rPr>
-        <w:t>t = diag(s)·C^{-1/2}·diag(1/s)</w:t>
-      </w:r>
-      <w:r>
-        <w:t>.)</w:t>
-      </w:r>
-    </w:p>
-    <w:p>
-      <w:r>
-        <w:rPr>
-          <w:b/>
-        </w:rPr>
-        <w:t>12.5 Effective Number of Bets (`diversification/metrics.py`).</w:t>
-      </w:r>
-    </w:p>
-    <w:p>
-      <w:r>
-        <w:t xml:space="preserve">Diversification distribution </w:t>
-      </w:r>
-      <w:r>
-        <w:rPr>
-          <w:rFonts w:ascii="Consolas" w:hAnsi="Consolas"/>
-          <w:sz w:val="19"/>
-        </w:rPr>
-        <w:t>p = (tᵀ)⁻¹b ⊙ (t·Σ·b) / (bᵀΣb)</w:t>
-      </w:r>
-      <w:r>
-        <w:t xml:space="preserve"> (so </w:t>
-      </w:r>
-      <w:r>
-        <w:rPr>
-          <w:rFonts w:ascii="Consolas" w:hAnsi="Consolas"/>
-          <w:sz w:val="19"/>
-        </w:rPr>
-        <w:t>Σpᵢ=1</w:t>
-      </w:r>
-      <w:r>
-        <w:t>);</w:t>
-      </w:r>
-    </w:p>
-    <w:p>
-      <w:r>
-        <w:rPr>
-          <w:rFonts w:ascii="Consolas" w:hAnsi="Consolas"/>
-          <w:sz w:val="19"/>
-        </w:rPr>
-        <w:t>ENB = exp(−Σ pᵢ ln pᵢ)</w:t>
-      </w:r>
-      <w:r>
-        <w:t xml:space="preserve">. Entropy guard: replace </w:t>
-      </w:r>
-      <w:r>
-        <w:rPr>
-          <w:rFonts w:ascii="Consolas" w:hAnsi="Consolas"/>
-          <w:sz w:val="19"/>
-        </w:rPr>
-        <w:t>pᵢ ln pᵢ</w:t>
-      </w:r>
-      <w:r>
-        <w:t xml:space="preserve"> with</w:t>
-      </w:r>
-    </w:p>
-    <w:p>
-      <w:r>
-        <w:rPr>
-          <w:rFonts w:ascii="Consolas" w:hAnsi="Consolas"/>
-          <w:sz w:val="19"/>
-        </w:rPr>
-        <w:t>pᵢ ln(1 + (pᵢ−1)·[pᵢ&gt;1e-5])</w:t>
-      </w:r>
-      <w:r>
-        <w:t xml:space="preserve"> to avoid </w:t>
-      </w:r>
-      <w:r>
-        <w:rPr>
-          <w:rFonts w:ascii="Consolas" w:hAnsi="Consolas"/>
-          <w:sz w:val="19"/>
-        </w:rPr>
-        <w:t>ln(0)</w:t>
-      </w:r>
-      <w:r>
-        <w:t xml:space="preserve">. Sanity: </w:t>
-      </w:r>
-      <w:r>
-        <w:rPr>
-          <w:rFonts w:ascii="Consolas" w:hAnsi="Consolas"/>
-          <w:sz w:val="19"/>
-        </w:rPr>
-        <w:t>1/N</w:t>
-      </w:r>
-      <w:r>
-        <w:t xml:space="preserve"> over </w:t>
-      </w:r>
-      <w:r>
-        <w:rPr>
-          <w:rFonts w:ascii="Consolas" w:hAnsi="Consolas"/>
-          <w:sz w:val="19"/>
-        </w:rPr>
-        <w:t>N</w:t>
-      </w:r>
-      <w:r>
-        <w:t xml:space="preserve"> uncorrelated</w:t>
-      </w:r>
-    </w:p>
-    <w:p>
-      <w:r>
-        <w:t xml:space="preserve">unit-variance assets ⇒ </w:t>
-      </w:r>
-      <w:r>
-        <w:rPr>
-          <w:rFonts w:ascii="Consolas" w:hAnsi="Consolas"/>
-          <w:sz w:val="19"/>
-        </w:rPr>
-        <w:t>ENB≈N</w:t>
-      </w:r>
-      <w:r>
-        <w:t xml:space="preserve">; fully correlated ⇒ </w:t>
-      </w:r>
-      <w:r>
-        <w:rPr>
-          <w:rFonts w:ascii="Consolas" w:hAnsi="Consolas"/>
-          <w:sz w:val="19"/>
-        </w:rPr>
-        <w:t>ENB≈1</w:t>
-      </w:r>
-      <w:r>
-        <w:t>.</w:t>
-      </w:r>
-    </w:p>
-    <w:p>
-      <w:r>
-        <w:rPr>
-          <w:b/>
-        </w:rPr>
-        <w:t>12.6 HRP (`clustered/hrp.py`).</w:t>
-      </w:r>
-      <w:r>
-        <w:t xml:space="preserve"> Distance </w:t>
-      </w:r>
-      <w:r>
-        <w:rPr>
-          <w:rFonts w:ascii="Consolas" w:hAnsi="Consolas"/>
-          <w:sz w:val="19"/>
-        </w:rPr>
-        <w:t>Dᵢⱼ=√(½(1−ρᵢⱼ))</w:t>
-      </w:r>
-      <w:r>
-        <w:t xml:space="preserve"> → </w:t>
-      </w:r>
-      <w:r>
-        <w:rPr>
-          <w:rFonts w:ascii="Consolas" w:hAnsi="Consolas"/>
-          <w:sz w:val="19"/>
-        </w:rPr>
-        <w:t>scipy.cluster.hierarchy.linkage</w:t>
-      </w:r>
-    </w:p>
-    <w:p>
-      <w:r>
-        <w:t xml:space="preserve">→ </w:t>
-      </w:r>
-      <w:r>
-        <w:rPr>
-          <w:rFonts w:ascii="Consolas" w:hAnsi="Consolas"/>
-          <w:sz w:val="19"/>
-        </w:rPr>
-        <w:t>leaves_list</w:t>
-      </w:r>
-      <w:r>
-        <w:t xml:space="preserve"> quasi-diagonalization → recursive bisection splitting capital</w:t>
-      </w:r>
-    </w:p>
-    <w:p>
-      <w:r>
-        <w:t>inversely to cluster risk, inverse-variance weights within clusters. No matrix</w:t>
-      </w:r>
-    </w:p>
-    <w:p>
-      <w:r>
-        <w:t>inversion (works on singular Σ).</w:t>
-      </w:r>
-    </w:p>
-    <w:p>
-      <w:r>
-        <w:rPr>
-          <w:b/>
-        </w:rPr>
-        <w:t>12.7 Black-Litterman (`riskmodel/black_litterman.py`).</w:t>
-      </w:r>
-    </w:p>
-    <w:p>
-      <w:pPr>
-        <w:pStyle w:val="ListBullet"/>
-      </w:pPr>
-      <w:r>
-        <w:t xml:space="preserve">Prior (reverse optimization): </w:t>
-      </w:r>
-      <w:r>
-        <w:rPr>
-          <w:rFonts w:ascii="Consolas" w:hAnsi="Consolas"/>
-          <w:sz w:val="19"/>
-        </w:rPr>
-        <w:t>Π = δ·Σ·w_mkt</w:t>
-      </w:r>
-      <w:r>
-        <w:t xml:space="preserve"> (+</w:t>
-      </w:r>
-      <w:r>
-        <w:rPr>
-          <w:rFonts w:ascii="Consolas" w:hAnsi="Consolas"/>
-          <w:sz w:val="19"/>
-        </w:rPr>
-        <w:t>r_f</w:t>
-      </w:r>
-      <w:r>
-        <w:t>); market-implied</w:t>
-      </w:r>
-    </w:p>
-    <w:p>
-      <w:r>
-        <w:rPr>
-          <w:rFonts w:ascii="Consolas" w:hAnsi="Consolas"/>
-          <w:sz w:val="19"/>
-        </w:rPr>
-        <w:t>δ = (E[R_m] − r_f)/σ_m²</w:t>
-      </w:r>
-      <w:r>
-        <w:t>.</w:t>
-      </w:r>
-    </w:p>
-    <w:p>
-      <w:pPr>
-        <w:pStyle w:val="ListBullet"/>
-      </w:pPr>
-      <w:r>
-        <w:t>Posterior returns (He–Litterman, solved as a linear system, NOT by inverting):</w:t>
-      </w:r>
-    </w:p>
-    <w:p>
-      <w:r>
-        <w:t xml:space="preserve">let </w:t>
-      </w:r>
-      <w:r>
-        <w:rPr>
-          <w:rFonts w:ascii="Consolas" w:hAnsi="Consolas"/>
-          <w:sz w:val="19"/>
-        </w:rPr>
-        <w:t>τΣP = τ·Σ·Pᵀ</w:t>
-      </w:r>
-      <w:r>
-        <w:t xml:space="preserve">, </w:t>
-      </w:r>
-      <w:r>
-        <w:rPr>
-          <w:rFonts w:ascii="Consolas" w:hAnsi="Consolas"/>
-          <w:sz w:val="19"/>
-        </w:rPr>
-        <w:t>A = P·(τΣP) + Ω</w:t>
-      </w:r>
-      <w:r>
-        <w:t xml:space="preserve">, </w:t>
-      </w:r>
-      <w:r>
-        <w:rPr>
-          <w:rFonts w:ascii="Consolas" w:hAnsi="Consolas"/>
-          <w:sz w:val="19"/>
-        </w:rPr>
-        <w:t>b = Q − P·Π</w:t>
-      </w:r>
-      <w:r>
-        <w:t>; then</w:t>
-      </w:r>
-    </w:p>
-    <w:p>
-      <w:r>
-        <w:rPr>
-          <w:rFonts w:ascii="Consolas" w:hAnsi="Consolas"/>
-          <w:sz w:val="19"/>
-        </w:rPr>
-        <w:t>E(R) = Π + (τΣP)·solve(A, b)</w:t>
-      </w:r>
-      <w:r>
-        <w:t xml:space="preserve"> (fall back to </w:t>
-      </w:r>
-      <w:r>
-        <w:rPr>
-          <w:rFonts w:ascii="Consolas" w:hAnsi="Consolas"/>
-          <w:sz w:val="19"/>
-        </w:rPr>
-        <w:t>lstsq</w:t>
-      </w:r>
-      <w:r>
-        <w:t xml:space="preserve"> if </w:t>
-      </w:r>
-      <w:r>
-        <w:rPr>
-          <w:rFonts w:ascii="Consolas" w:hAnsi="Consolas"/>
-          <w:sz w:val="19"/>
-        </w:rPr>
-        <w:t>A</w:t>
-      </w:r>
-      <w:r>
-        <w:t xml:space="preserve"> singular).</w:t>
-      </w:r>
-    </w:p>
-    <w:p>
-      <w:pPr>
-        <w:pStyle w:val="ListBullet"/>
-      </w:pPr>
-      <w:r>
-        <w:t xml:space="preserve">Posterior covariance: </w:t>
-      </w:r>
-      <w:r>
-        <w:rPr>
-          <w:rFonts w:ascii="Consolas" w:hAnsi="Consolas"/>
-          <w:sz w:val="19"/>
-        </w:rPr>
-        <w:t>Σ_post = Σ + [τΣ − (τΣP)·solve(A, (τΣP)ᵀ)]</w:t>
-      </w:r>
-      <w:r>
-        <w:t>.</w:t>
-      </w:r>
-    </w:p>
-    <w:p>
-      <w:pPr>
-        <w:pStyle w:val="ListBullet"/>
-      </w:pPr>
-      <w:r>
-        <w:t xml:space="preserve">Default view uncertainty: </w:t>
-      </w:r>
-      <w:r>
-        <w:rPr>
-          <w:rFonts w:ascii="Consolas" w:hAnsi="Consolas"/>
-          <w:sz w:val="19"/>
-        </w:rPr>
-        <w:t>Ω = diag(diag(τ·P·Σ·Pᵀ))</w:t>
-      </w:r>
-      <w:r>
-        <w:t xml:space="preserve"> (τ cancels); Idzorek option</w:t>
-      </w:r>
-    </w:p>
-    <w:p>
-      <w:r>
-        <w:t xml:space="preserve">maps a per-view confidence∈[0,1] to </w:t>
-      </w:r>
-      <w:r>
-        <w:rPr>
-          <w:rFonts w:ascii="Consolas" w:hAnsi="Consolas"/>
-          <w:sz w:val="19"/>
-        </w:rPr>
-        <w:t>Ω</w:t>
-      </w:r>
-      <w:r>
-        <w:t xml:space="preserve">. Implied weights </w:t>
-      </w:r>
-      <w:r>
-        <w:rPr>
-          <w:rFonts w:ascii="Consolas" w:hAnsi="Consolas"/>
-          <w:sz w:val="19"/>
-        </w:rPr>
-        <w:t>w = (δΣ)⁻¹·E(R)</w:t>
-      </w:r>
-      <w:r>
-        <w:t>,</w:t>
-      </w:r>
-    </w:p>
-    <w:p>
-      <w:r>
-        <w:t xml:space="preserve">normalized. Defaults </w:t>
-      </w:r>
-      <w:r>
-        <w:rPr>
-          <w:rFonts w:ascii="Consolas" w:hAnsi="Consolas"/>
-          <w:sz w:val="19"/>
-        </w:rPr>
-        <w:t>τ=0.05</w:t>
-      </w:r>
-      <w:r>
-        <w:t xml:space="preserve">. Absolute-views dict → one-hot </w:t>
-      </w:r>
-      <w:r>
-        <w:rPr>
-          <w:rFonts w:ascii="Consolas" w:hAnsi="Consolas"/>
-          <w:sz w:val="19"/>
-        </w:rPr>
-        <w:t>P</w:t>
-      </w:r>
-      <w:r>
-        <w:t xml:space="preserve">, </w:t>
-      </w:r>
-      <w:r>
-        <w:rPr>
-          <w:rFonts w:ascii="Consolas" w:hAnsi="Consolas"/>
-          <w:sz w:val="19"/>
-        </w:rPr>
-        <w:t>Q</w:t>
-      </w:r>
-      <w:r>
-        <w:t>.</w:t>
-      </w:r>
-    </w:p>
-    <w:p>
-      <w:r>
-        <w:br w:type="page"/>
-      </w:r>
-    </w:p>
-    <w:p>
-      <w:pPr>
-        <w:pStyle w:val="Heading1"/>
-      </w:pPr>
-      <w:r>
-        <w:t>Part II — Agent Prompt Pack</w:t>
-      </w:r>
-    </w:p>
-    <w:p>
-      <w:pPr>
-        <w:pStyle w:val="Heading1"/>
-      </w:pPr>
-      <w:r>
-        <w:t>Agent Prompt Pack</w:t>
-      </w:r>
-    </w:p>
-    <w:p>
-      <w:r>
-        <w:t>Self-contained prompts for each build agent of the Portfolio Risk Budgeting</w:t>
-      </w:r>
-    </w:p>
-    <w:p>
-      <w:r>
-        <w:t xml:space="preserve">system. Each agent reads </w:t>
-      </w:r>
-      <w:r>
-        <w:rPr>
-          <w:rFonts w:ascii="Consolas" w:hAnsi="Consolas"/>
-          <w:sz w:val="19"/>
-        </w:rPr>
-        <w:t>docs/BUILD_PLAN.md</w:t>
-      </w:r>
-      <w:r>
-        <w:t xml:space="preserve"> first, then its own prompt below.</w:t>
-      </w:r>
-    </w:p>
-    <w:p>
-      <w:r>
-        <w:rPr>
-          <w:b/>
-        </w:rPr>
-        <w:t>Dispatch order</w:t>
-      </w:r>
-    </w:p>
-    <w:p>
-      <w:pPr>
-        <w:pStyle w:val="ListBullet"/>
-      </w:pPr>
-      <w:r>
-        <w:t xml:space="preserve">Wave 0: Agent 0 (Foundation) — ✅ done; published the </w:t>
-      </w:r>
-      <w:r>
-        <w:rPr>
-          <w:rFonts w:ascii="Consolas" w:hAnsi="Consolas"/>
-          <w:sz w:val="19"/>
-        </w:rPr>
-        <w:t>core/</w:t>
-      </w:r>
-      <w:r>
-        <w:t xml:space="preserve"> contracts.</w:t>
-      </w:r>
-    </w:p>
-    <w:p>
-      <w:pPr>
-        <w:pStyle w:val="ListBullet"/>
-      </w:pPr>
-      <w:r>
-        <w:t>Wave 0.5: Agent 0.5 (Core extension) — quick additive contracts (</w:t>
-      </w:r>
-      <w:r>
-        <w:rPr>
-          <w:rFonts w:ascii="Consolas" w:hAnsi="Consolas"/>
-          <w:sz w:val="19"/>
-        </w:rPr>
-        <w:t>ExpectedReturns</w:t>
-      </w:r>
-      <w:r>
-        <w:t>,</w:t>
-      </w:r>
-    </w:p>
-    <w:p>
-      <w:r>
-        <w:rPr>
-          <w:rFonts w:ascii="Consolas" w:hAnsi="Consolas"/>
-          <w:sz w:val="19"/>
-        </w:rPr>
-        <w:t>MeanModel</w:t>
-      </w:r>
-      <w:r>
-        <w:t xml:space="preserve">, </w:t>
-      </w:r>
-      <w:r>
-        <w:rPr>
-          <w:rFonts w:ascii="Consolas" w:hAnsi="Consolas"/>
-          <w:sz w:val="19"/>
-        </w:rPr>
-        <w:t>PortfolioConstructor</w:t>
-      </w:r>
-      <w:r>
-        <w:t xml:space="preserve">, </w:t>
-      </w:r>
-      <w:r>
-        <w:rPr>
-          <w:rFonts w:ascii="Consolas" w:hAnsi="Consolas"/>
-          <w:sz w:val="19"/>
-        </w:rPr>
-        <w:t>Allocator</w:t>
-      </w:r>
-      <w:r>
-        <w:t>). Must land before Wave 1.</w:t>
-      </w:r>
-    </w:p>
-    <w:p>
-      <w:pPr>
-        <w:pStyle w:val="ListBullet"/>
-      </w:pPr>
-      <w:r>
-        <w:t>Wave 1: Agents 1, 2, 3, 4, 9 — run in parallel.</w:t>
-      </w:r>
-    </w:p>
-    <w:p>
-      <w:pPr>
-        <w:pStyle w:val="ListBullet"/>
-      </w:pPr>
-      <w:r>
-        <w:t>Wave 2: Agents 5, 6, 8.</w:t>
-      </w:r>
-    </w:p>
-    <w:p>
-      <w:pPr>
-        <w:pStyle w:val="ListBullet"/>
-      </w:pPr>
-      <w:r>
-        <w:t>Wave 3: Agents 7, 11 (11 assembles the spec/registry/public API and proves the</w:t>
-      </w:r>
-    </w:p>
-    <w:p>
-      <w:r>
-        <w:t>pipeline end-to-end; it should land alongside or just after 7).</w:t>
-      </w:r>
-    </w:p>
-    <w:p>
-      <w:r>
-        <w:t xml:space="preserve">Every prompt shares this </w:t>
-      </w:r>
-      <w:r>
-        <w:rPr>
-          <w:b/>
-        </w:rPr>
-        <w:t>common preamble</w:t>
-      </w:r>
-      <w:r>
-        <w:t xml:space="preserve"> (prepend when dispatching):</w:t>
-      </w:r>
-    </w:p>
-    <w:p>
-      <w:pPr>
-        <w:ind w:left="432"/>
-        <w:shd w:val="clear" w:fill="EEF3FB"/>
-      </w:pPr>
-      <w:r>
-        <w:rPr>
-          <w:i/>
-        </w:rPr>
         <w:t xml:space="preserve">You are a build agent for the Portfolio Risk Budgeting system in this repo. First read </w:t>
       </w:r>
       <w:r>
@@ -6863,7 +6935,21 @@
         <w:rPr>
           <w:i/>
         </w:rPr>
-        <w:t xml:space="preserve"> contracts and §3.1 conventions exactly — if a contract is wrong, stop and report it rather than forking it. Expose your public methods as factory callables under the §5.2 names so the registry can find them. Deliver implementation + tests (unit + at least one property-based invariant test; optional skippable cross-check vs. the reference lib where one exists) + type hints + docstrings citing the §11/§12 source. </w:t>
+        <w:t xml:space="preserve"> contracts and §3.1 conventions exactly — if a contract is wrong, stop and report it rather than forking it. Expose your public methods as factory callables under the §5.2 names so the registry can find them. Deliver implementation + tests (unit + at least one invariant test as a deterministic seeded sweep — </w:t>
+      </w:r>
+      <w:r>
+        <w:rPr>
+          <w:rFonts w:ascii="Consolas" w:hAnsi="Consolas"/>
+          <w:i/>
+          <w:sz w:val="19"/>
+        </w:rPr>
+        <w:t>hypothesis</w:t>
+      </w:r>
+      <w:r>
+        <w:rPr>
+          <w:i/>
+        </w:rPr>
+        <w:t xml:space="preserve"> is not installed; optional skippable cross-check vs. the reference lib where one exists) + type hints + docstrings citing the §11/§12 source. </w:t>
       </w:r>
       <w:r>
         <w:rPr>
@@ -14331,7 +14417,7 @@
           <w:rFonts w:ascii="Consolas" w:hAnsi="Consolas"/>
           <w:sz w:val="19"/>
         </w:rPr>
-        <w:t>ConfigError</w:t>
+        <w:t>ConfigurationError</w:t>
       </w:r>
       <w:r>
         <w:t xml:space="preserve"> on</w:t>
@@ -14374,7 +14460,7 @@
           <w:rFonts w:ascii="Consolas" w:hAnsi="Consolas"/>
           <w:sz w:val="19"/>
         </w:rPr>
-        <w:t>ConfigError</w:t>
+        <w:t>ConfigurationError</w:t>
       </w:r>
       <w:r>
         <w:t xml:space="preserve"> listing valid options. Do NOT</w:t>
@@ -14649,7 +14735,7 @@
           <w:rFonts w:ascii="Consolas" w:hAnsi="Consolas"/>
           <w:sz w:val="19"/>
         </w:rPr>
-        <w:t>ConfigError</w:t>
+        <w:t>ConfigurationError</w:t>
       </w:r>
       <w:r>
         <w:t xml:space="preserve"> on unknown); the golden-path</w:t>

--- a/docs/Portfolio_Risk_Budgeting_Plan.docx
+++ b/docs/Portfolio_Risk_Budgeting_Plan.docx
@@ -45,7 +45,7 @@
         <w:rPr>
           <w:sz w:val="20"/>
         </w:rPr>
-        <w:t>Generated 2026-05-31  ·  branch claude/portfolio-risk-budgeting-plan-ahVMe</w:t>
+        <w:t>Generated 2026-06-13  ·  branch claude/portfolio-risk-budgeting-plan-ahVMe</w:t>
       </w:r>
     </w:p>
     <w:p>
@@ -107,13 +107,82 @@
           <w:b/>
           <w:i/>
         </w:rPr>
-        <w:t>In build.</w:t>
+        <w:t>Built and operational</w:t>
       </w:r>
       <w:r>
         <w:rPr>
           <w:i/>
         </w:rPr>
-        <w:t xml:space="preserve"> Wave 0 (foundation), Wave 0.5 (core extension), and Wave 1 (data, simulation, risk/return models incl. Black-Litterman, optimizers, diversification/factor-RB/HRP) are implemented, integrated, and green (428 passed, 6 optional cross-checks skipped offline; ruff + mypy clean). Wave 2 (backtester, analytics, dynamic allocation) and Wave 3 (API/dashboard, integration) are next. This document is the single source of truth that every build agent reads first.</w:t>
+        <w:t xml:space="preserve"> (all waves complete; 707 passed / 6 optional cross-check skips; ruff + mypy clean). The full pipeline runs end-to-end: data (synthetic, CSV, Tiingo, Shiller, gold, and a live 5-source daily deep-history panel 1968→present) → risk/return models (incl. Black-Litterman) → optimizers (ERC/risk-budget via CCD/cvxpy/scipy, GMV, MSR, Efficient-MSR, ensemble, conditional) → diversification (ENB, min-torsion, MDP, max-ENB, HRP) → walk-forward backtester (no look-ahead, costs) with a </w:t>
+      </w:r>
+      <w:r>
+        <w:rPr>
+          <w:b/>
+          <w:i/>
+        </w:rPr>
+        <w:t>volatility-targeting overlay</w:t>
+      </w:r>
+      <w:r>
+        <w:rPr>
+          <w:i/>
+        </w:rPr>
+        <w:t xml:space="preserve"> (</w:t>
+      </w:r>
+      <w:r>
+        <w:rPr>
+          <w:rFonts w:ascii="Consolas" w:hAnsi="Consolas"/>
+          <w:i/>
+          <w:sz w:val="19"/>
+        </w:rPr>
+        <w:t>target_volatility</w:t>
+      </w:r>
+      <w:r>
+        <w:rPr>
+          <w:i/>
+        </w:rPr>
+        <w:t xml:space="preserve">, 252-day daily vol) → analytics (Cornish-Fisher VaR/CVaR, drawdown, attribution, summary_stats) → reporting (single-strategy + multi-strategy comparison HTML) → API / dashboard / CLI, all driven by one </w:t>
+      </w:r>
+      <w:r>
+        <w:rPr>
+          <w:rFonts w:ascii="Consolas" w:hAnsi="Consolas"/>
+          <w:i/>
+          <w:sz w:val="19"/>
+        </w:rPr>
+        <w:t>StrategySpec</w:t>
+      </w:r>
+      <w:r>
+        <w:rPr>
+          <w:i/>
+        </w:rPr>
+        <w:t xml:space="preserve"> + registry. Post-build additions beyond the original waves: vol targeting, comparison reports, deep-history + live-updating data providers, dividend-adjusted total-return S&amp;P (validated against Shiller's ie_data.xls, median dev 0.02%). Examples: </w:t>
+      </w:r>
+      <w:r>
+        <w:rPr>
+          <w:rFonts w:ascii="Consolas" w:hAnsi="Consolas"/>
+          <w:i/>
+          <w:sz w:val="19"/>
+        </w:rPr>
+        <w:t>examples/*.py</w:t>
+      </w:r>
+      <w:r>
+        <w:rPr>
+          <w:i/>
+        </w:rPr>
+        <w:t xml:space="preserve">; sources: </w:t>
+      </w:r>
+      <w:r>
+        <w:rPr>
+          <w:rFonts w:ascii="Consolas" w:hAnsi="Consolas"/>
+          <w:i/>
+          <w:sz w:val="19"/>
+        </w:rPr>
+        <w:t>docs/daily-data-sources.md</w:t>
+      </w:r>
+      <w:r>
+        <w:rPr>
+          <w:i/>
+        </w:rPr>
+        <w:t>. This document remains the architectural source of truth; §1–§12 describe the as-built design.</w:t>
       </w:r>
     </w:p>
     <w:p>
